--- a/ЛР33/report33-ua.docx
+++ b/ЛР33/report33-ua.docx
@@ -16,7 +16,22 @@
           <w:b/>
           <w:i/>
         </w:rPr>
-        <w:t>Звіт до лабораторної роботи №33</w:t>
+        <w:t xml:space="preserve">Звіт </w:t>
+      </w:r>
+      <w:r>
+        <w:rPr>
+          <w:b/>
+          <w:i/>
+          <w:lang w:val="ru-RU"/>
+        </w:rPr>
+        <w:t>з</w:t>
+      </w:r>
+      <w:r>
+        <w:rPr>
+          <w:b/>
+          <w:i/>
+        </w:rPr>
+        <w:t xml:space="preserve"> лабораторної роботи №33</w:t>
       </w:r>
     </w:p>
     <w:p/>
@@ -312,7 +327,7 @@
           <v:shape id="_x0000_i1025" type="#_x0000_t75" style="width:115.8pt;height:40.2pt" o:ole="" fillcolor="window">
             <v:imagedata r:id="rId5" o:title=""/>
           </v:shape>
-          <o:OLEObject Type="Embed" ProgID="Equation.3" ShapeID="_x0000_i1025" DrawAspect="Content" ObjectID="_1814279369" r:id="rId6"/>
+          <o:OLEObject Type="Embed" ProgID="Equation.3" ShapeID="_x0000_i1025" DrawAspect="Content" ObjectID="_1825525805" r:id="rId6"/>
         </w:object>
       </w:r>
       <w:r>
@@ -364,7 +379,20 @@
         <w:rPr>
           <w:szCs w:val="28"/>
         </w:rPr>
-        <w:t xml:space="preserve"> = (0,200±0,005)м – довжина соленоїда,</w:t>
+        <w:t xml:space="preserve"> = (0,</w:t>
+      </w:r>
+      <w:r>
+        <w:rPr>
+          <w:szCs w:val="28"/>
+          <w:lang w:val="ru-RU"/>
+        </w:rPr>
+        <w:t>140</w:t>
+      </w:r>
+      <w:r>
+        <w:rPr>
+          <w:szCs w:val="28"/>
+        </w:rPr>
+        <w:t>±0,005)м – довжина соленоїда,</w:t>
       </w:r>
     </w:p>
     <w:p>
@@ -386,7 +414,20 @@
         <w:rPr>
           <w:szCs w:val="28"/>
         </w:rPr>
-        <w:t xml:space="preserve"> = 10см</w:t>
+        <w:t xml:space="preserve"> = 1</w:t>
+      </w:r>
+      <w:r>
+        <w:rPr>
+          <w:szCs w:val="28"/>
+          <w:lang w:val="ru-RU"/>
+        </w:rPr>
+        <w:t>1</w:t>
+      </w:r>
+      <w:r>
+        <w:rPr>
+          <w:szCs w:val="28"/>
+        </w:rPr>
+        <w:t>см</w:t>
       </w:r>
       <w:r>
         <w:rPr>
@@ -444,6 +485,7 @@
         <w:jc w:val="both"/>
         <w:rPr>
           <w:szCs w:val="28"/>
+          <w:lang w:val="ru-RU"/>
         </w:rPr>
       </w:pPr>
       <w:r>
@@ -464,21 +506,20 @@
         <w:rPr>
           <w:szCs w:val="28"/>
         </w:rPr>
-        <w:t xml:space="preserve"> – </w:t>
-      </w:r>
-      <w:proofErr w:type="spellStart"/>
-      <w:r>
-        <w:rPr>
-          <w:szCs w:val="28"/>
-        </w:rPr>
-        <w:t>прискорююча</w:t>
-      </w:r>
-      <w:proofErr w:type="spellEnd"/>
-      <w:r>
-        <w:rPr>
-          <w:szCs w:val="28"/>
-        </w:rPr>
-        <w:t xml:space="preserve"> напруга на електронно-променевій трубці.</w:t>
+        <w:t xml:space="preserve"> – прискорююча напруга на електронно-променевій трубці.</w:t>
+      </w:r>
+      <w:r>
+        <w:rPr>
+          <w:szCs w:val="28"/>
+        </w:rPr>
+        <w:t xml:space="preserve"> </w:t>
+      </w:r>
+      <w:r>
+        <w:rPr>
+          <w:szCs w:val="28"/>
+          <w:lang w:val="ru-RU"/>
+        </w:rPr>
+        <w:t xml:space="preserve"> </w:t>
       </w:r>
     </w:p>
     <w:p>
@@ -493,14 +534,7 @@
         <w:rPr>
           <w:szCs w:val="28"/>
         </w:rPr>
-        <w:t xml:space="preserve">     </w:t>
-      </w:r>
-      <w:proofErr w:type="spellStart"/>
-      <w:r>
-        <w:rPr>
-          <w:szCs w:val="28"/>
-        </w:rPr>
-        <w:t>μ</w:t>
+        <w:t xml:space="preserve">     μ</w:t>
       </w:r>
       <w:r>
         <w:rPr>
@@ -509,7 +543,6 @@
         </w:rPr>
         <w:t>о</w:t>
       </w:r>
-      <w:proofErr w:type="spellEnd"/>
       <w:r>
         <w:rPr>
           <w:szCs w:val="28"/>
@@ -532,21 +565,63 @@
     </w:p>
     <w:p>
       <w:pPr>
-        <w:rPr>
-          <w:b w:val="0"/>
-          <w:bCs/>
-          <w:i w:val="0"/>
-          <w:iCs/>
-        </w:rPr>
-      </w:pPr>
-    </w:p>
-    <w:p>
-      <w:pPr>
         <w:pStyle w:val="a3"/>
-        <w:tabs>
-          <w:tab w:val="num" w:pos="560"/>
-        </w:tabs>
-        <w:ind w:left="560" w:hanging="560"/>
+        <w:jc w:val="both"/>
+        <w:rPr>
+          <w:szCs w:val="28"/>
+        </w:rPr>
+      </w:pPr>
+    </w:p>
+    <w:p>
+      <w:pPr>
+        <w:pStyle w:val="a3"/>
+        <w:jc w:val="both"/>
+        <w:rPr>
+          <w:i/>
+          <w:iCs w:val="0"/>
+          <w:color w:val="2E74B5" w:themeColor="accent5" w:themeShade="BF"/>
+          <w:szCs w:val="28"/>
+          <w:lang w:val="ru-RU"/>
+        </w:rPr>
+      </w:pPr>
+      <w:r>
+        <w:rPr>
+          <w:i/>
+          <w:iCs w:val="0"/>
+          <w:color w:val="2E74B5" w:themeColor="accent5" w:themeShade="BF"/>
+          <w:szCs w:val="28"/>
+          <w:lang w:val="ru-RU"/>
+        </w:rPr>
+        <w:t>Ціна поділки шкали амперметра С=0,1 А, дивитися по верхній шкалі</w:t>
+      </w:r>
+      <w:r>
+        <w:rPr>
+          <w:i/>
+          <w:iCs w:val="0"/>
+          <w:color w:val="2E74B5" w:themeColor="accent5" w:themeShade="BF"/>
+          <w:szCs w:val="28"/>
+          <w:lang w:val="ru-RU"/>
+        </w:rPr>
+        <w:t xml:space="preserve"> !</w:t>
+      </w:r>
+    </w:p>
+    <w:p>
+      <w:pPr>
+        <w:pStyle w:val="a3"/>
+        <w:jc w:val="both"/>
+        <w:rPr>
+          <w:i/>
+          <w:iCs w:val="0"/>
+          <w:color w:val="2E74B5" w:themeColor="accent5" w:themeShade="BF"/>
+          <w:szCs w:val="28"/>
+          <w:lang w:val="ru-RU"/>
+        </w:rPr>
+      </w:pPr>
+    </w:p>
+    <w:p>
+      <w:pPr>
+        <w:pStyle w:val="a3"/>
+        <w:ind w:left="540"/>
         <w:jc w:val="right"/>
         <w:rPr>
           <w:sz w:val="24"/>
@@ -557,49 +632,153 @@
         <w:rPr>
           <w:sz w:val="24"/>
           <w:szCs w:val="24"/>
-        </w:rPr>
-        <w:t xml:space="preserve">Таблиця </w:t>
+          <w:lang w:val="ru-RU"/>
+        </w:rPr>
+        <w:t xml:space="preserve">                                                                                       </w:t>
       </w:r>
       <w:r>
         <w:rPr>
           <w:sz w:val="24"/>
           <w:szCs w:val="24"/>
         </w:rPr>
-        <w:t>1</w:t>
+        <w:t>Таблиц</w:t>
       </w:r>
       <w:r>
         <w:rPr>
           <w:sz w:val="24"/>
           <w:szCs w:val="24"/>
-        </w:rPr>
-        <w:t xml:space="preserve"> – Р</w:t>
+          <w:lang w:val="ru-RU"/>
+        </w:rPr>
+        <w:t>я</w:t>
       </w:r>
       <w:r>
         <w:rPr>
           <w:sz w:val="24"/>
           <w:szCs w:val="24"/>
         </w:rPr>
-        <w:t>езультати вимірювань</w:t>
+        <w:t xml:space="preserve"> 1.</w:t>
       </w:r>
     </w:p>
     <w:p>
       <w:pPr>
         <w:pStyle w:val="a3"/>
-        <w:tabs>
-          <w:tab w:val="num" w:pos="560"/>
-        </w:tabs>
-        <w:ind w:left="560" w:hanging="560"/>
-        <w:jc w:val="both"/>
         <w:rPr>
           <w:sz w:val="24"/>
           <w:szCs w:val="24"/>
+          <w:lang w:val="ru-RU"/>
+        </w:rPr>
+      </w:pPr>
+      <w:r>
+        <w:rPr>
+          <w:sz w:val="24"/>
+          <w:szCs w:val="24"/>
+        </w:rPr>
+        <w:t xml:space="preserve"> </w:t>
+      </w:r>
+      <w:r>
+        <w:rPr>
+          <w:sz w:val="24"/>
+          <w:szCs w:val="24"/>
+          <w:lang w:val="en-US"/>
+        </w:rPr>
+        <w:t>U</w:t>
+      </w:r>
+      <w:r>
+        <w:rPr>
+          <w:sz w:val="24"/>
+          <w:szCs w:val="24"/>
+          <w:lang w:val="ru-RU"/>
+        </w:rPr>
+        <w:t xml:space="preserve"> = </w:t>
+      </w:r>
+      <w:r>
+        <w:rPr>
+          <w:szCs w:val="28"/>
+          <w:lang w:val="ru-RU"/>
+        </w:rPr>
+        <w:t xml:space="preserve">360 </w:t>
+      </w:r>
+      <w:r>
+        <w:rPr>
+          <w:szCs w:val="28"/>
+          <w:lang w:val="ru-RU"/>
+        </w:rPr>
+        <w:t>В</w:t>
+      </w:r>
+      <w:r>
+        <w:rPr>
+          <w:sz w:val="24"/>
+          <w:szCs w:val="24"/>
+          <w:lang w:val="ru-RU"/>
+        </w:rPr>
+        <w:t xml:space="preserve"> </w:t>
+      </w:r>
+      <w:r>
+        <w:rPr>
+          <w:sz w:val="24"/>
+          <w:szCs w:val="24"/>
+          <w:lang w:val="ru-RU"/>
+        </w:rPr>
+        <w:t xml:space="preserve">                         ,    </w:t>
+      </w:r>
+      <w:r>
+        <w:rPr>
+          <w:i/>
+          <w:sz w:val="24"/>
+          <w:szCs w:val="24"/>
+        </w:rPr>
+        <w:t>п</w:t>
+      </w:r>
+      <w:r>
+        <w:rPr>
+          <w:i/>
+          <w:sz w:val="24"/>
+          <w:szCs w:val="24"/>
+          <w:lang w:val="ru-RU"/>
+        </w:rPr>
+        <w:t xml:space="preserve"> </w:t>
+      </w:r>
+      <w:r>
+        <w:rPr>
+          <w:sz w:val="24"/>
+          <w:szCs w:val="24"/>
+          <w:lang w:val="ru-RU"/>
+        </w:rPr>
+        <w:t xml:space="preserve">=                          ,   </w:t>
+      </w:r>
+      <w:r>
+        <w:rPr>
+          <w:i/>
+          <w:sz w:val="24"/>
+          <w:szCs w:val="24"/>
+          <w:lang w:val="en-US"/>
+        </w:rPr>
+        <w:t>l</w:t>
+      </w:r>
+      <w:r>
+        <w:rPr>
+          <w:sz w:val="24"/>
+          <w:szCs w:val="24"/>
+          <w:lang w:val="ru-RU"/>
+        </w:rPr>
+        <w:t xml:space="preserve"> =</w:t>
+      </w:r>
+    </w:p>
+    <w:p>
+      <w:pPr>
+        <w:pStyle w:val="a3"/>
+        <w:ind w:left="540"/>
+        <w:jc w:val="right"/>
+        <w:rPr>
+          <w:sz w:val="24"/>
+          <w:szCs w:val="24"/>
+          <w:lang w:val="ru-RU"/>
         </w:rPr>
       </w:pPr>
     </w:p>
     <w:tbl>
       <w:tblPr>
-        <w:tblW w:w="5167" w:type="pct"/>
-        <w:tblInd w:w="-572" w:type="dxa"/>
+        <w:tblW w:w="0" w:type="auto"/>
         <w:tblBorders>
           <w:top w:val="single" w:sz="4" w:space="0" w:color="auto"/>
           <w:left w:val="single" w:sz="4" w:space="0" w:color="auto"/>
@@ -608,218 +787,318 @@
           <w:insideH w:val="single" w:sz="4" w:space="0" w:color="auto"/>
           <w:insideV w:val="single" w:sz="4" w:space="0" w:color="auto"/>
         </w:tblBorders>
-        <w:tblLayout w:type="fixed"/>
         <w:tblLook w:val="0000" w:firstRow="0" w:lastRow="0" w:firstColumn="0" w:lastColumn="0" w:noHBand="0" w:noVBand="0"/>
       </w:tblPr>
       <w:tblGrid>
-        <w:gridCol w:w="764"/>
-        <w:gridCol w:w="1224"/>
-        <w:gridCol w:w="814"/>
-        <w:gridCol w:w="834"/>
-        <w:gridCol w:w="834"/>
-        <w:gridCol w:w="834"/>
-        <w:gridCol w:w="659"/>
-        <w:gridCol w:w="877"/>
-        <w:gridCol w:w="973"/>
-        <w:gridCol w:w="1844"/>
+        <w:gridCol w:w="632"/>
+        <w:gridCol w:w="820"/>
+        <w:gridCol w:w="878"/>
+        <w:gridCol w:w="878"/>
+        <w:gridCol w:w="878"/>
+        <w:gridCol w:w="813"/>
+        <w:gridCol w:w="952"/>
+        <w:gridCol w:w="1691"/>
       </w:tblGrid>
       <w:tr>
-        <w:tc>
-          <w:tcPr>
-            <w:tcW w:w="395" w:type="pct"/>
-          </w:tcPr>
-          <w:p>
-            <w:pPr>
-              <w:pStyle w:val="a3"/>
-              <w:tabs>
-                <w:tab w:val="num" w:pos="560"/>
-              </w:tabs>
-              <w:ind w:left="560" w:hanging="560"/>
-              <w:jc w:val="both"/>
-              <w:rPr>
-                <w:sz w:val="24"/>
-                <w:szCs w:val="24"/>
-              </w:rPr>
-            </w:pPr>
-          </w:p>
-        </w:tc>
-        <w:tc>
-          <w:tcPr>
-            <w:tcW w:w="633" w:type="pct"/>
-            <w:tcBorders>
-              <w:tl2br w:val="single" w:sz="4" w:space="0" w:color="auto"/>
-            </w:tcBorders>
-          </w:tcPr>
-          <w:p>
-            <w:pPr>
-              <w:pStyle w:val="a3"/>
-              <w:tabs>
-                <w:tab w:val="num" w:pos="560"/>
-              </w:tabs>
-              <w:ind w:left="560" w:hanging="560"/>
-              <w:jc w:val="both"/>
-              <w:rPr>
-                <w:sz w:val="24"/>
-                <w:szCs w:val="24"/>
-              </w:rPr>
-            </w:pPr>
-            <w:r>
-              <w:rPr>
-                <w:sz w:val="24"/>
-                <w:szCs w:val="24"/>
-              </w:rPr>
-              <w:t xml:space="preserve">      струм</w:t>
-            </w:r>
-          </w:p>
-          <w:p>
-            <w:pPr>
-              <w:pStyle w:val="a3"/>
-              <w:tabs>
-                <w:tab w:val="num" w:pos="560"/>
-              </w:tabs>
-              <w:ind w:left="560" w:hanging="560"/>
-              <w:jc w:val="both"/>
-              <w:rPr>
-                <w:sz w:val="24"/>
-                <w:szCs w:val="24"/>
-              </w:rPr>
-            </w:pPr>
-          </w:p>
-          <w:p>
-            <w:pPr>
-              <w:pStyle w:val="a3"/>
-              <w:tabs>
-                <w:tab w:val="num" w:pos="560"/>
-              </w:tabs>
-              <w:ind w:left="560" w:hanging="560"/>
-              <w:jc w:val="both"/>
-              <w:rPr>
-                <w:sz w:val="24"/>
-                <w:szCs w:val="24"/>
-              </w:rPr>
-            </w:pPr>
-            <w:r>
-              <w:rPr>
-                <w:sz w:val="24"/>
-                <w:szCs w:val="24"/>
-                <w:lang w:val="en-US"/>
-              </w:rPr>
-              <w:t>U</w:t>
-            </w:r>
-          </w:p>
-        </w:tc>
-        <w:tc>
-          <w:tcPr>
-            <w:tcW w:w="421" w:type="pct"/>
-          </w:tcPr>
-          <w:p>
-            <w:pPr>
-              <w:pStyle w:val="a3"/>
-              <w:tabs>
-                <w:tab w:val="num" w:pos="560"/>
-              </w:tabs>
-              <w:ind w:left="560" w:hanging="560"/>
-              <w:jc w:val="center"/>
+        <w:tblPrEx>
+          <w:tblCellMar>
+            <w:top w:w="0" w:type="dxa"/>
+            <w:bottom w:w="0" w:type="dxa"/>
+          </w:tblCellMar>
+        </w:tblPrEx>
+        <w:tc>
+          <w:tcPr>
+            <w:tcW w:w="0" w:type="auto"/>
+          </w:tcPr>
+          <w:p>
+            <w:pPr>
+              <w:pStyle w:val="a3"/>
+              <w:jc w:val="right"/>
+              <w:rPr>
+                <w:sz w:val="24"/>
+                <w:szCs w:val="24"/>
+                <w:lang w:val="ru-RU"/>
+              </w:rPr>
+            </w:pPr>
+          </w:p>
+        </w:tc>
+        <w:tc>
+          <w:tcPr>
+            <w:tcW w:w="0" w:type="auto"/>
+          </w:tcPr>
+          <w:p>
+            <w:pPr>
+              <w:pStyle w:val="a3"/>
+              <w:jc w:val="right"/>
+              <w:rPr>
+                <w:sz w:val="24"/>
+                <w:szCs w:val="24"/>
+                <w:lang w:val="ru-RU"/>
+              </w:rPr>
+            </w:pPr>
+            <w:r>
+              <w:rPr>
+                <w:sz w:val="24"/>
+                <w:szCs w:val="24"/>
+                <w:lang w:val="ru-RU"/>
+              </w:rPr>
+              <w:t>струм</w:t>
+            </w:r>
+          </w:p>
+        </w:tc>
+        <w:tc>
+          <w:tcPr>
+            <w:tcW w:w="0" w:type="auto"/>
+          </w:tcPr>
+          <w:p>
+            <w:pPr>
+              <w:pStyle w:val="a3"/>
+              <w:jc w:val="right"/>
+              <w:rPr>
+                <w:sz w:val="24"/>
+                <w:szCs w:val="24"/>
+                <w:lang w:val="en-US"/>
+              </w:rPr>
+            </w:pPr>
+            <w:r>
+              <w:rPr>
+                <w:sz w:val="24"/>
+                <w:szCs w:val="24"/>
+              </w:rPr>
+              <w:t>оп</w:t>
+            </w:r>
+            <w:r>
+              <w:rPr>
+                <w:sz w:val="24"/>
+                <w:szCs w:val="24"/>
+                <w:lang w:val="ru-RU"/>
+              </w:rPr>
+              <w:t>и</w:t>
+            </w:r>
+            <w:r>
+              <w:rPr>
+                <w:sz w:val="24"/>
+                <w:szCs w:val="24"/>
+              </w:rPr>
+              <w:t>т</w:t>
+            </w:r>
+            <w:r>
+              <w:rPr>
+                <w:sz w:val="24"/>
+                <w:szCs w:val="24"/>
+                <w:lang w:val="en-US"/>
+              </w:rPr>
+              <w:t xml:space="preserve"> 1</w:t>
+            </w:r>
+          </w:p>
+        </w:tc>
+        <w:tc>
+          <w:tcPr>
+            <w:tcW w:w="0" w:type="auto"/>
+          </w:tcPr>
+          <w:p>
+            <w:pPr>
+              <w:pStyle w:val="a3"/>
+              <w:jc w:val="right"/>
+              <w:rPr>
+                <w:sz w:val="24"/>
+                <w:szCs w:val="24"/>
+                <w:lang w:val="en-US"/>
+              </w:rPr>
+            </w:pPr>
+            <w:r>
+              <w:rPr>
+                <w:sz w:val="24"/>
+                <w:szCs w:val="24"/>
+              </w:rPr>
+              <w:t>оп</w:t>
+            </w:r>
+            <w:r>
+              <w:rPr>
+                <w:sz w:val="24"/>
+                <w:szCs w:val="24"/>
+                <w:lang w:val="ru-RU"/>
+              </w:rPr>
+              <w:t>и</w:t>
+            </w:r>
+            <w:r>
+              <w:rPr>
+                <w:sz w:val="24"/>
+                <w:szCs w:val="24"/>
+              </w:rPr>
+              <w:t>т</w:t>
+            </w:r>
+            <w:r>
+              <w:rPr>
+                <w:sz w:val="24"/>
+                <w:szCs w:val="24"/>
+                <w:lang w:val="en-US"/>
+              </w:rPr>
+              <w:t xml:space="preserve"> 2</w:t>
+            </w:r>
+          </w:p>
+        </w:tc>
+        <w:tc>
+          <w:tcPr>
+            <w:tcW w:w="0" w:type="auto"/>
+          </w:tcPr>
+          <w:p>
+            <w:pPr>
+              <w:pStyle w:val="a3"/>
+              <w:jc w:val="right"/>
+              <w:rPr>
+                <w:sz w:val="24"/>
+                <w:szCs w:val="24"/>
+                <w:lang w:val="en-US"/>
+              </w:rPr>
+            </w:pPr>
+            <w:r>
+              <w:rPr>
+                <w:sz w:val="24"/>
+                <w:szCs w:val="24"/>
+              </w:rPr>
+              <w:t>оп</w:t>
+            </w:r>
+            <w:r>
+              <w:rPr>
+                <w:sz w:val="24"/>
+                <w:szCs w:val="24"/>
+                <w:lang w:val="ru-RU"/>
+              </w:rPr>
+              <w:t>и</w:t>
+            </w:r>
+            <w:r>
+              <w:rPr>
+                <w:sz w:val="24"/>
+                <w:szCs w:val="24"/>
+              </w:rPr>
+              <w:t>т</w:t>
+            </w:r>
+            <w:r>
+              <w:rPr>
+                <w:sz w:val="24"/>
+                <w:szCs w:val="24"/>
+                <w:lang w:val="en-US"/>
+              </w:rPr>
+              <w:t xml:space="preserve"> 3</w:t>
+            </w:r>
+          </w:p>
+        </w:tc>
+        <w:tc>
+          <w:tcPr>
+            <w:tcW w:w="0" w:type="auto"/>
+          </w:tcPr>
+          <w:p>
+            <w:pPr>
+              <w:pStyle w:val="a3"/>
+              <w:jc w:val="right"/>
+              <w:rPr>
+                <w:sz w:val="24"/>
+                <w:szCs w:val="24"/>
+                <w:lang w:val="en-US"/>
+              </w:rPr>
+            </w:pPr>
+            <w:r>
+              <w:rPr>
+                <w:rFonts w:ascii="OCR A Extended" w:hAnsi="OCR A Extended"/>
+                <w:sz w:val="24"/>
+                <w:szCs w:val="24"/>
+                <w:lang w:val="en-US"/>
+              </w:rPr>
+              <w:t>&lt;</w:t>
+            </w:r>
+            <w:r>
               <w:rPr>
                 <w:i/>
                 <w:sz w:val="24"/>
                 <w:szCs w:val="24"/>
                 <w:lang w:val="en-US"/>
               </w:rPr>
-            </w:pPr>
-          </w:p>
-          <w:p>
-            <w:pPr>
-              <w:pStyle w:val="a3"/>
-              <w:tabs>
-                <w:tab w:val="num" w:pos="560"/>
-              </w:tabs>
-              <w:ind w:left="560" w:hanging="560"/>
-              <w:jc w:val="center"/>
-              <w:rPr>
-                <w:sz w:val="22"/>
-                <w:szCs w:val="22"/>
-              </w:rPr>
-            </w:pPr>
+              <w:t>I</w:t>
+            </w:r>
             <w:r>
               <w:rPr>
                 <w:i/>
                 <w:sz w:val="24"/>
                 <w:szCs w:val="24"/>
-                <w:lang w:val="en-US"/>
-              </w:rPr>
-              <w:t>I</w:t>
-            </w:r>
-            <w:proofErr w:type="gramStart"/>
-            <w:r>
+                <w:vertAlign w:val="subscript"/>
+                <w:lang w:val="en-US"/>
+              </w:rPr>
+              <w:t>i</w:t>
+            </w:r>
+            <w:r>
+              <w:rPr>
+                <w:rFonts w:ascii="OCR A Extended" w:hAnsi="OCR A Extended"/>
+                <w:sz w:val="24"/>
+                <w:szCs w:val="24"/>
+                <w:lang w:val="en-US"/>
+              </w:rPr>
+              <w:t>&gt;</w:t>
+            </w:r>
+            <w:r>
+              <w:rPr>
+                <w:sz w:val="24"/>
+                <w:szCs w:val="24"/>
+                <w:lang w:val="en-US"/>
+              </w:rPr>
+              <w:t>,A</w:t>
+            </w:r>
+          </w:p>
+        </w:tc>
+        <w:tc>
+          <w:tcPr>
+            <w:tcW w:w="952" w:type="dxa"/>
+          </w:tcPr>
+          <w:p>
+            <w:pPr>
+              <w:pStyle w:val="a3"/>
+              <w:ind w:left="44" w:hanging="44"/>
+              <w:jc w:val="right"/>
               <w:rPr>
                 <w:i/>
                 <w:sz w:val="24"/>
                 <w:szCs w:val="24"/>
+                <w:lang w:val="en-US"/>
+              </w:rPr>
+            </w:pPr>
+            <w:r>
+              <w:rPr>
+                <w:i/>
+                <w:sz w:val="24"/>
+                <w:szCs w:val="24"/>
+                <w:lang w:val="en-US"/>
+              </w:rPr>
+              <w:t>e/m</w:t>
+            </w:r>
+            <w:r>
+              <w:rPr>
+                <w:i/>
+                <w:sz w:val="24"/>
+                <w:szCs w:val="24"/>
                 <w:vertAlign w:val="subscript"/>
                 <w:lang w:val="en-US"/>
               </w:rPr>
-              <w:t>1</w:t>
+              <w:t>i</w:t>
             </w:r>
             <w:r>
               <w:rPr>
                 <w:i/>
                 <w:sz w:val="24"/>
                 <w:szCs w:val="24"/>
-                <w:lang w:val="en-US"/>
-              </w:rPr>
-              <w:t>,A</w:t>
-            </w:r>
-            <w:proofErr w:type="gramEnd"/>
-          </w:p>
-          <w:p>
-            <w:pPr>
-              <w:pStyle w:val="a3"/>
-              <w:tabs>
-                <w:tab w:val="num" w:pos="560"/>
-              </w:tabs>
-              <w:ind w:left="560" w:hanging="560"/>
-              <w:jc w:val="center"/>
-              <w:rPr>
-                <w:sz w:val="22"/>
-                <w:szCs w:val="22"/>
-              </w:rPr>
-            </w:pPr>
-          </w:p>
-        </w:tc>
-        <w:tc>
-          <w:tcPr>
-            <w:tcW w:w="432" w:type="pct"/>
-          </w:tcPr>
-          <w:p>
-            <w:pPr>
-              <w:pStyle w:val="a3"/>
-              <w:tabs>
-                <w:tab w:val="num" w:pos="560"/>
-              </w:tabs>
-              <w:ind w:left="560" w:hanging="560"/>
-              <w:jc w:val="center"/>
+                <w:vertAlign w:val="subscript"/>
+              </w:rPr>
+              <w:t xml:space="preserve">   </w:t>
+            </w:r>
+            <w:r>
               <w:rPr>
                 <w:i/>
                 <w:sz w:val="24"/>
                 <w:szCs w:val="24"/>
-                <w:lang w:val="en-US"/>
-              </w:rPr>
-            </w:pPr>
-          </w:p>
-          <w:p>
-            <w:pPr>
-              <w:pStyle w:val="a3"/>
-              <w:tabs>
-                <w:tab w:val="num" w:pos="560"/>
-              </w:tabs>
-              <w:ind w:left="560" w:hanging="560"/>
-              <w:jc w:val="center"/>
-              <w:rPr>
-                <w:sz w:val="22"/>
-                <w:szCs w:val="22"/>
-              </w:rPr>
-            </w:pPr>
+                <w:vertAlign w:val="subscript"/>
+                <w:lang w:val="en-US"/>
+              </w:rPr>
+              <w:t xml:space="preserve"> </w:t>
+            </w:r>
             <w:r>
               <w:rPr>
                 <w:i/>
@@ -827,18 +1106,52 @@
                 <w:szCs w:val="24"/>
                 <w:lang w:val="en-US"/>
               </w:rPr>
-              <w:t>I</w:t>
-            </w:r>
-            <w:proofErr w:type="gramStart"/>
-            <w:r>
+              <w:t xml:space="preserve">   </w:t>
+            </w:r>
+          </w:p>
+        </w:tc>
+        <w:tc>
+          <w:tcPr>
+            <w:tcW w:w="0" w:type="auto"/>
+          </w:tcPr>
+          <w:p>
+            <w:pPr>
+              <w:pStyle w:val="a3"/>
+              <w:ind w:left="44" w:hanging="44"/>
+              <w:jc w:val="right"/>
               <w:rPr>
                 <w:i/>
                 <w:sz w:val="24"/>
                 <w:szCs w:val="24"/>
+                <w:lang w:val="en-US"/>
+              </w:rPr>
+            </w:pPr>
+            <w:r>
+              <w:rPr>
+                <w:sz w:val="24"/>
+                <w:szCs w:val="24"/>
+                <w:lang w:val="en-US"/>
+              </w:rPr>
+              <w:t>(</w:t>
+            </w:r>
+            <w:r>
+              <w:rPr>
+                <w:i/>
+                <w:sz w:val="24"/>
+                <w:szCs w:val="24"/>
+                <w:lang w:val="en-US"/>
+              </w:rPr>
+              <w:t>e/m</w:t>
+            </w:r>
+            <w:r>
+              <w:rPr>
+                <w:i/>
+                <w:sz w:val="24"/>
+                <w:szCs w:val="24"/>
                 <w:vertAlign w:val="subscript"/>
                 <w:lang w:val="en-US"/>
               </w:rPr>
-              <w:t>2</w:t>
+              <w:t xml:space="preserve">i </w:t>
             </w:r>
             <w:r>
               <w:rPr>
@@ -847,58 +1160,18 @@
                 <w:szCs w:val="24"/>
                 <w:lang w:val="en-US"/>
               </w:rPr>
-              <w:t>,A</w:t>
-            </w:r>
-            <w:proofErr w:type="gramEnd"/>
-          </w:p>
-          <w:p>
-            <w:pPr>
-              <w:pStyle w:val="a3"/>
-              <w:tabs>
-                <w:tab w:val="num" w:pos="560"/>
-              </w:tabs>
-              <w:ind w:left="560" w:hanging="560"/>
-              <w:jc w:val="center"/>
-              <w:rPr>
-                <w:sz w:val="22"/>
-                <w:szCs w:val="22"/>
-              </w:rPr>
-            </w:pPr>
-          </w:p>
-        </w:tc>
-        <w:tc>
-          <w:tcPr>
-            <w:tcW w:w="432" w:type="pct"/>
-          </w:tcPr>
-          <w:p>
-            <w:pPr>
-              <w:pStyle w:val="a3"/>
-              <w:tabs>
-                <w:tab w:val="num" w:pos="560"/>
-              </w:tabs>
-              <w:ind w:left="560" w:hanging="560"/>
-              <w:jc w:val="center"/>
-              <w:rPr>
+              <w:t>-</w:t>
+            </w:r>
+            <w:r>
+              <w:rPr>
+                <w:rFonts w:ascii="OCR A Extended" w:hAnsi="OCR A Extended"/>
                 <w:i/>
                 <w:sz w:val="24"/>
                 <w:szCs w:val="24"/>
                 <w:lang w:val="en-US"/>
               </w:rPr>
-            </w:pPr>
-          </w:p>
-          <w:p>
-            <w:pPr>
-              <w:pStyle w:val="a3"/>
-              <w:tabs>
-                <w:tab w:val="num" w:pos="560"/>
-              </w:tabs>
-              <w:ind w:left="560" w:hanging="560"/>
-              <w:jc w:val="center"/>
-              <w:rPr>
-                <w:sz w:val="22"/>
-                <w:szCs w:val="22"/>
-              </w:rPr>
-            </w:pPr>
+              <w:t>&lt;</w:t>
+            </w:r>
             <w:r>
               <w:rPr>
                 <w:i/>
@@ -906,9 +1179,8 @@
                 <w:szCs w:val="24"/>
                 <w:lang w:val="en-US"/>
               </w:rPr>
-              <w:t>I</w:t>
-            </w:r>
-            <w:proofErr w:type="gramStart"/>
+              <w:t xml:space="preserve"> e/m</w:t>
+            </w:r>
             <w:r>
               <w:rPr>
                 <w:i/>
@@ -917,291 +1189,35 @@
                 <w:vertAlign w:val="subscript"/>
                 <w:lang w:val="en-US"/>
               </w:rPr>
-              <w:t>3</w:t>
-            </w:r>
-            <w:r>
-              <w:rPr>
+              <w:t xml:space="preserve">i </w:t>
+            </w:r>
+            <w:r>
+              <w:rPr>
+                <w:rFonts w:ascii="OCR A Extended" w:hAnsi="OCR A Extended"/>
                 <w:i/>
                 <w:sz w:val="24"/>
                 <w:szCs w:val="24"/>
                 <w:lang w:val="en-US"/>
               </w:rPr>
-              <w:t>,A</w:t>
-            </w:r>
-            <w:proofErr w:type="gramEnd"/>
-          </w:p>
-          <w:p>
-            <w:pPr>
-              <w:pStyle w:val="a3"/>
-              <w:tabs>
-                <w:tab w:val="num" w:pos="560"/>
-              </w:tabs>
-              <w:ind w:left="560" w:hanging="560"/>
-              <w:jc w:val="center"/>
-              <w:rPr>
-                <w:sz w:val="22"/>
-                <w:szCs w:val="22"/>
-              </w:rPr>
-            </w:pPr>
-          </w:p>
-        </w:tc>
-        <w:tc>
-          <w:tcPr>
-            <w:tcW w:w="432" w:type="pct"/>
-          </w:tcPr>
-          <w:p>
-            <w:pPr>
-              <w:pStyle w:val="a3"/>
-              <w:tabs>
-                <w:tab w:val="num" w:pos="560"/>
-              </w:tabs>
-              <w:ind w:left="560" w:hanging="560"/>
-              <w:jc w:val="both"/>
-              <w:rPr>
+              <w:t>&gt;</w:t>
+            </w:r>
+            <w:r>
+              <w:rPr>
+                <w:rFonts w:ascii="OCR A Extended" w:hAnsi="OCR A Extended"/>
+                <w:sz w:val="24"/>
+                <w:szCs w:val="24"/>
+                <w:lang w:val="en-US"/>
+              </w:rPr>
+              <w:t>)</w:t>
+            </w:r>
+            <w:r>
+              <w:rPr>
+                <w:rFonts w:ascii="OCR A Extended" w:hAnsi="OCR A Extended"/>
                 <w:i/>
                 <w:sz w:val="24"/>
                 <w:szCs w:val="24"/>
-                <w:lang w:val="en-US"/>
-              </w:rPr>
-            </w:pPr>
-          </w:p>
-          <w:p>
-            <w:pPr>
-              <w:pStyle w:val="a3"/>
-              <w:tabs>
-                <w:tab w:val="num" w:pos="560"/>
-              </w:tabs>
-              <w:ind w:left="560" w:hanging="560"/>
-              <w:jc w:val="both"/>
-              <w:rPr>
-                <w:i/>
-                <w:sz w:val="24"/>
-                <w:szCs w:val="24"/>
-                <w:lang w:val="en-US"/>
-              </w:rPr>
-            </w:pPr>
-            <w:r>
-              <w:rPr>
-                <w:i/>
-                <w:sz w:val="24"/>
-                <w:szCs w:val="24"/>
-                <w:lang w:val="en-US"/>
-              </w:rPr>
-              <w:t>I</w:t>
-            </w:r>
-            <w:proofErr w:type="gramStart"/>
-            <w:r>
-              <w:rPr>
-                <w:i/>
-                <w:sz w:val="24"/>
-                <w:szCs w:val="24"/>
-                <w:vertAlign w:val="subscript"/>
-                <w:lang w:val="en-US"/>
-              </w:rPr>
-              <w:t>4</w:t>
-            </w:r>
-            <w:r>
-              <w:rPr>
-                <w:i/>
-                <w:sz w:val="24"/>
-                <w:szCs w:val="24"/>
-                <w:lang w:val="en-US"/>
-              </w:rPr>
-              <w:t>,A</w:t>
-            </w:r>
-            <w:proofErr w:type="gramEnd"/>
-          </w:p>
-          <w:p>
-            <w:pPr>
-              <w:pStyle w:val="a3"/>
-              <w:tabs>
-                <w:tab w:val="num" w:pos="560"/>
-              </w:tabs>
-              <w:ind w:left="560" w:hanging="560"/>
-              <w:jc w:val="both"/>
-              <w:rPr>
-                <w:sz w:val="24"/>
-                <w:szCs w:val="24"/>
-                <w:lang w:val="en-US"/>
-              </w:rPr>
-            </w:pPr>
-          </w:p>
-        </w:tc>
-        <w:tc>
-          <w:tcPr>
-            <w:tcW w:w="341" w:type="pct"/>
-          </w:tcPr>
-          <w:p>
-            <w:pPr>
-              <w:tabs>
-                <w:tab w:val="num" w:pos="560"/>
-              </w:tabs>
-              <w:ind w:left="560" w:hanging="560"/>
-              <w:rPr>
-                <w:b w:val="0"/>
-                <w:bCs/>
-                <w:i w:val="0"/>
-                <w:iCs/>
-                <w:sz w:val="24"/>
-                <w:szCs w:val="24"/>
-                <w:lang w:val="en-US"/>
-              </w:rPr>
-            </w:pPr>
-          </w:p>
-          <w:p>
-            <w:pPr>
-              <w:tabs>
-                <w:tab w:val="num" w:pos="560"/>
-              </w:tabs>
-              <w:ind w:left="560" w:hanging="560"/>
-              <w:rPr>
-                <w:b w:val="0"/>
-                <w:bCs/>
-                <w:i w:val="0"/>
-                <w:iCs/>
-                <w:sz w:val="24"/>
-                <w:szCs w:val="24"/>
-                <w:lang w:val="en-US"/>
-              </w:rPr>
-            </w:pPr>
-            <w:r>
-              <w:rPr>
-                <w:b w:val="0"/>
-                <w:bCs/>
-                <w:i w:val="0"/>
-                <w:iCs/>
-                <w:sz w:val="24"/>
-                <w:szCs w:val="24"/>
-                <w:lang w:val="en-US"/>
-              </w:rPr>
-              <w:t>…</w:t>
-            </w:r>
-          </w:p>
-          <w:p>
-            <w:pPr>
-              <w:pStyle w:val="a3"/>
-              <w:tabs>
-                <w:tab w:val="num" w:pos="560"/>
-              </w:tabs>
-              <w:ind w:left="560" w:hanging="560"/>
-              <w:jc w:val="both"/>
-              <w:rPr>
-                <w:sz w:val="24"/>
-                <w:szCs w:val="24"/>
-                <w:lang w:val="en-US"/>
-              </w:rPr>
-            </w:pPr>
-          </w:p>
-        </w:tc>
-        <w:tc>
-          <w:tcPr>
-            <w:tcW w:w="454" w:type="pct"/>
-          </w:tcPr>
-          <w:p>
-            <w:pPr>
-              <w:pStyle w:val="a3"/>
-              <w:tabs>
-                <w:tab w:val="num" w:pos="560"/>
-              </w:tabs>
-              <w:ind w:left="560" w:hanging="560"/>
-              <w:jc w:val="center"/>
-              <w:rPr>
-                <w:i/>
-                <w:sz w:val="24"/>
-                <w:szCs w:val="24"/>
-              </w:rPr>
-            </w:pPr>
-            <w:r>
-              <w:rPr>
-                <w:position w:val="-28"/>
-              </w:rPr>
-              <w:object w:dxaOrig="540" w:dyaOrig="680" w14:anchorId="5E482A0B">
-                <v:shape id="_x0000_i1026" type="#_x0000_t75" style="width:27.6pt;height:34.8pt" o:ole="">
-                  <v:imagedata r:id="rId7" o:title=""/>
-                </v:shape>
-                <o:OLEObject Type="Embed" ProgID="Equation.DSMT4" ShapeID="_x0000_i1026" DrawAspect="Content" ObjectID="_1814279370" r:id="rId8"/>
-              </w:object>
-            </w:r>
-          </w:p>
-        </w:tc>
-        <w:tc>
-          <w:tcPr>
-            <w:tcW w:w="504" w:type="pct"/>
-          </w:tcPr>
-          <w:p>
-            <w:pPr>
-              <w:pStyle w:val="a3"/>
-              <w:tabs>
-                <w:tab w:val="num" w:pos="560"/>
-              </w:tabs>
-              <w:ind w:left="560" w:hanging="560"/>
-              <w:jc w:val="center"/>
-              <w:rPr>
-                <w:i/>
-                <w:sz w:val="24"/>
-                <w:szCs w:val="24"/>
-              </w:rPr>
-            </w:pPr>
-            <w:r>
-              <w:rPr>
-                <w:position w:val="-30"/>
-              </w:rPr>
-              <w:object w:dxaOrig="580" w:dyaOrig="700" w14:anchorId="1181C283">
-                <v:shape id="_x0000_i1027" type="#_x0000_t75" style="width:28.8pt;height:34.8pt" o:ole="">
-                  <v:imagedata r:id="rId9" o:title=""/>
-                </v:shape>
-                <o:OLEObject Type="Embed" ProgID="Equation.DSMT4" ShapeID="_x0000_i1027" DrawAspect="Content" ObjectID="_1814279371" r:id="rId10"/>
-              </w:object>
-            </w:r>
-          </w:p>
-        </w:tc>
-        <w:tc>
-          <w:tcPr>
-            <w:tcW w:w="955" w:type="pct"/>
-          </w:tcPr>
-          <w:p>
-            <w:pPr>
-              <w:pStyle w:val="a3"/>
-              <w:tabs>
-                <w:tab w:val="num" w:pos="560"/>
-              </w:tabs>
-              <w:ind w:left="560" w:hanging="560"/>
-              <w:jc w:val="center"/>
-            </w:pPr>
-            <w:r>
-              <w:t>(</w:t>
-            </w:r>
-            <w:r>
-              <w:rPr>
-                <w:position w:val="-30"/>
-              </w:rPr>
-              <w:object w:dxaOrig="580" w:dyaOrig="700" w14:anchorId="1638AAAD">
-                <v:shape id="_x0000_i1028" type="#_x0000_t75" style="width:28.8pt;height:34.8pt" o:ole="">
-                  <v:imagedata r:id="rId9" o:title=""/>
-                </v:shape>
-                <o:OLEObject Type="Embed" ProgID="Equation.DSMT4" ShapeID="_x0000_i1028" DrawAspect="Content" ObjectID="_1814279372" r:id="rId11"/>
-              </w:object>
-            </w:r>
-            <w:r>
-              <w:t>-</w:t>
-            </w:r>
-            <w:r>
-              <w:rPr>
-                <w:position w:val="-28"/>
-              </w:rPr>
-              <w:object w:dxaOrig="520" w:dyaOrig="680" w14:anchorId="4531EE9D">
-                <v:shape id="_x0000_i1029" type="#_x0000_t75" style="width:25.8pt;height:34.2pt" o:ole="">
-                  <v:imagedata r:id="rId12" o:title=""/>
-                </v:shape>
-                <o:OLEObject Type="Embed" ProgID="Equation.DSMT4" ShapeID="_x0000_i1029" DrawAspect="Content" ObjectID="_1814279373" r:id="rId13"/>
-              </w:object>
-            </w:r>
-            <w:r>
-              <w:t>)</w:t>
-            </w:r>
-            <w:r>
-              <w:rPr>
                 <w:vertAlign w:val="superscript"/>
+                <w:lang w:val="en-US"/>
               </w:rPr>
               <w:t>2</w:t>
             </w:r>
@@ -1209,124 +1225,121 @@
         </w:tc>
       </w:tr>
       <w:tr>
-        <w:trPr>
-          <w:trHeight w:val="230"/>
-        </w:trPr>
-        <w:tc>
-          <w:tcPr>
-            <w:tcW w:w="395" w:type="pct"/>
-          </w:tcPr>
-          <w:p>
-            <w:pPr>
-              <w:pStyle w:val="a3"/>
-              <w:tabs>
-                <w:tab w:val="num" w:pos="560"/>
-              </w:tabs>
-              <w:ind w:left="560" w:hanging="560"/>
-              <w:jc w:val="center"/>
+        <w:tblPrEx>
+          <w:tblCellMar>
+            <w:top w:w="0" w:type="dxa"/>
+            <w:bottom w:w="0" w:type="dxa"/>
+          </w:tblCellMar>
+        </w:tblPrEx>
+        <w:tc>
+          <w:tcPr>
+            <w:tcW w:w="0" w:type="auto"/>
+          </w:tcPr>
+          <w:p>
+            <w:pPr>
+              <w:pStyle w:val="a3"/>
+              <w:jc w:val="right"/>
+              <w:rPr>
+                <w:sz w:val="24"/>
+                <w:szCs w:val="24"/>
+                <w:lang w:val="en-US"/>
+              </w:rPr>
+            </w:pPr>
+            <w:r>
               <w:rPr>
                 <w:i/>
                 <w:sz w:val="24"/>
                 <w:szCs w:val="24"/>
-              </w:rPr>
-            </w:pPr>
-          </w:p>
-        </w:tc>
-        <w:tc>
-          <w:tcPr>
-            <w:tcW w:w="633" w:type="pct"/>
-            <w:vMerge w:val="restart"/>
-          </w:tcPr>
-          <w:p>
-            <w:pPr>
-              <w:pStyle w:val="a3"/>
-              <w:tabs>
-                <w:tab w:val="num" w:pos="560"/>
-              </w:tabs>
-              <w:ind w:left="560" w:hanging="560"/>
-              <w:jc w:val="both"/>
-              <w:rPr>
-                <w:sz w:val="22"/>
-                <w:szCs w:val="22"/>
-                <w:lang w:val="en-US"/>
-              </w:rPr>
-            </w:pPr>
-          </w:p>
-          <w:p>
-            <w:pPr>
-              <w:pStyle w:val="a3"/>
-              <w:tabs>
-                <w:tab w:val="num" w:pos="560"/>
-              </w:tabs>
-              <w:ind w:left="560" w:hanging="560"/>
-              <w:jc w:val="both"/>
-              <w:rPr>
-                <w:i/>
-                <w:sz w:val="24"/>
-                <w:szCs w:val="24"/>
-                <w:lang w:val="en-US"/>
-              </w:rPr>
-            </w:pPr>
-            <w:r>
-              <w:rPr>
-                <w:sz w:val="22"/>
-                <w:szCs w:val="22"/>
-              </w:rPr>
-              <w:t>500,В</w:t>
-            </w:r>
-          </w:p>
-        </w:tc>
-        <w:tc>
-          <w:tcPr>
-            <w:tcW w:w="421" w:type="pct"/>
-          </w:tcPr>
-          <w:p>
-            <w:pPr>
-              <w:pStyle w:val="a3"/>
-              <w:tabs>
-                <w:tab w:val="num" w:pos="560"/>
-                <w:tab w:val="left" w:pos="710"/>
-              </w:tabs>
-              <w:ind w:left="560" w:hanging="560"/>
-              <w:jc w:val="both"/>
-              <w:rPr>
-                <w:sz w:val="24"/>
-                <w:szCs w:val="24"/>
-              </w:rPr>
-            </w:pPr>
-            <w:r>
-              <w:rPr>
-                <w:sz w:val="24"/>
-                <w:szCs w:val="24"/>
-                <w:lang w:val="en-US"/>
-              </w:rPr>
-              <w:tab/>
-            </w:r>
-          </w:p>
-        </w:tc>
-        <w:tc>
-          <w:tcPr>
-            <w:tcW w:w="432" w:type="pct"/>
-          </w:tcPr>
-          <w:p>
-            <w:pPr>
-              <w:pStyle w:val="a3"/>
-              <w:tabs>
-                <w:tab w:val="num" w:pos="560"/>
-              </w:tabs>
-              <w:ind w:left="560" w:hanging="560"/>
-              <w:jc w:val="both"/>
-              <w:rPr>
-                <w:sz w:val="24"/>
-                <w:szCs w:val="24"/>
-                <w:lang w:val="en-US"/>
-              </w:rPr>
-            </w:pPr>
-          </w:p>
-        </w:tc>
-        <w:tc>
-          <w:tcPr>
-            <w:tcW w:w="432" w:type="pct"/>
+                <w:lang w:val="en-US"/>
+              </w:rPr>
+              <w:t>N</w:t>
+            </w:r>
+            <w:r>
+              <w:rPr>
+                <w:sz w:val="24"/>
+                <w:szCs w:val="24"/>
+                <w:lang w:val="en-US"/>
+              </w:rPr>
+              <w:t>=1</w:t>
+            </w:r>
+          </w:p>
+        </w:tc>
+        <w:tc>
+          <w:tcPr>
+            <w:tcW w:w="0" w:type="auto"/>
+          </w:tcPr>
+          <w:p>
+            <w:pPr>
+              <w:pStyle w:val="a3"/>
+              <w:jc w:val="right"/>
+              <w:rPr>
+                <w:sz w:val="24"/>
+                <w:szCs w:val="24"/>
+                <w:lang w:val="en-US"/>
+              </w:rPr>
+            </w:pPr>
+            <w:r>
+              <w:rPr>
+                <w:sz w:val="24"/>
+                <w:szCs w:val="24"/>
+                <w:lang w:val="en-US"/>
+              </w:rPr>
+              <w:t>I</w:t>
+            </w:r>
+            <w:r>
+              <w:rPr>
+                <w:sz w:val="24"/>
+                <w:szCs w:val="24"/>
+                <w:vertAlign w:val="subscript"/>
+                <w:lang w:val="en-US"/>
+              </w:rPr>
+              <w:t>1</w:t>
+            </w:r>
+            <w:r>
+              <w:rPr>
+                <w:sz w:val="24"/>
+                <w:szCs w:val="24"/>
+                <w:lang w:val="en-US"/>
+              </w:rPr>
+              <w:t>,A</w:t>
+            </w:r>
+          </w:p>
+        </w:tc>
+        <w:tc>
+          <w:tcPr>
+            <w:tcW w:w="0" w:type="auto"/>
+          </w:tcPr>
+          <w:p>
+            <w:pPr>
+              <w:pStyle w:val="a3"/>
+              <w:jc w:val="right"/>
+              <w:rPr>
+                <w:sz w:val="24"/>
+                <w:szCs w:val="24"/>
+                <w:lang w:val="en-US"/>
+              </w:rPr>
+            </w:pPr>
+          </w:p>
+        </w:tc>
+        <w:tc>
+          <w:tcPr>
+            <w:tcW w:w="0" w:type="auto"/>
+          </w:tcPr>
+          <w:p>
+            <w:pPr>
+              <w:pStyle w:val="a3"/>
+              <w:jc w:val="right"/>
+              <w:rPr>
+                <w:sz w:val="24"/>
+                <w:szCs w:val="24"/>
+                <w:lang w:val="en-US"/>
+              </w:rPr>
+            </w:pPr>
+          </w:p>
+        </w:tc>
+        <w:tc>
+          <w:tcPr>
+            <w:tcW w:w="0" w:type="auto"/>
             <w:tcBorders>
               <w:bottom w:val="single" w:sz="4" w:space="0" w:color="auto"/>
             </w:tcBorders>
@@ -1334,114 +1347,55 @@
           <w:p>
             <w:pPr>
               <w:pStyle w:val="a3"/>
-              <w:tabs>
-                <w:tab w:val="num" w:pos="560"/>
-              </w:tabs>
-              <w:ind w:left="560" w:hanging="560"/>
-              <w:jc w:val="both"/>
-              <w:rPr>
-                <w:sz w:val="24"/>
-                <w:szCs w:val="24"/>
-                <w:lang w:val="en-US"/>
-              </w:rPr>
-            </w:pPr>
-          </w:p>
-        </w:tc>
-        <w:tc>
-          <w:tcPr>
-            <w:tcW w:w="432" w:type="pct"/>
-          </w:tcPr>
-          <w:p>
-            <w:pPr>
-              <w:pStyle w:val="a3"/>
-              <w:tabs>
-                <w:tab w:val="num" w:pos="560"/>
-              </w:tabs>
-              <w:ind w:left="560" w:hanging="560"/>
-              <w:jc w:val="both"/>
-              <w:rPr>
-                <w:sz w:val="24"/>
-                <w:szCs w:val="24"/>
-                <w:lang w:val="en-US"/>
-              </w:rPr>
-            </w:pPr>
-          </w:p>
-        </w:tc>
-        <w:tc>
-          <w:tcPr>
-            <w:tcW w:w="341" w:type="pct"/>
-          </w:tcPr>
-          <w:p>
-            <w:pPr>
-              <w:pStyle w:val="a3"/>
-              <w:tabs>
-                <w:tab w:val="num" w:pos="560"/>
-              </w:tabs>
-              <w:ind w:left="560" w:hanging="560"/>
-              <w:jc w:val="both"/>
-              <w:rPr>
-                <w:sz w:val="24"/>
-                <w:szCs w:val="24"/>
-                <w:lang w:val="en-US"/>
-              </w:rPr>
-            </w:pPr>
-          </w:p>
-        </w:tc>
-        <w:tc>
-          <w:tcPr>
-            <w:tcW w:w="454" w:type="pct"/>
-            <w:vMerge w:val="restart"/>
-          </w:tcPr>
-          <w:p>
-            <w:pPr>
-              <w:pStyle w:val="a3"/>
-              <w:tabs>
-                <w:tab w:val="num" w:pos="560"/>
-              </w:tabs>
-              <w:ind w:left="560" w:hanging="560"/>
-              <w:jc w:val="both"/>
-              <w:rPr>
-                <w:sz w:val="24"/>
-                <w:szCs w:val="24"/>
-                <w:lang w:val="en-US"/>
-              </w:rPr>
-            </w:pPr>
-          </w:p>
-        </w:tc>
-        <w:tc>
-          <w:tcPr>
-            <w:tcW w:w="504" w:type="pct"/>
-            <w:vMerge w:val="restart"/>
-          </w:tcPr>
-          <w:p>
-            <w:pPr>
-              <w:pStyle w:val="a3"/>
-              <w:tabs>
-                <w:tab w:val="num" w:pos="560"/>
-              </w:tabs>
-              <w:ind w:left="560" w:hanging="560"/>
-              <w:jc w:val="both"/>
-              <w:rPr>
-                <w:sz w:val="24"/>
-                <w:szCs w:val="24"/>
-                <w:lang w:val="en-US"/>
-              </w:rPr>
-            </w:pPr>
-          </w:p>
-        </w:tc>
-        <w:tc>
-          <w:tcPr>
-            <w:tcW w:w="955" w:type="pct"/>
-            <w:vMerge w:val="restart"/>
-          </w:tcPr>
-          <w:p>
-            <w:pPr>
-              <w:pStyle w:val="a3"/>
-              <w:tabs>
-                <w:tab w:val="num" w:pos="560"/>
-              </w:tabs>
-              <w:ind w:left="560" w:hanging="560"/>
-              <w:jc w:val="both"/>
+              <w:jc w:val="right"/>
+              <w:rPr>
+                <w:sz w:val="24"/>
+                <w:szCs w:val="24"/>
+                <w:lang w:val="en-US"/>
+              </w:rPr>
+            </w:pPr>
+          </w:p>
+        </w:tc>
+        <w:tc>
+          <w:tcPr>
+            <w:tcW w:w="0" w:type="auto"/>
+          </w:tcPr>
+          <w:p>
+            <w:pPr>
+              <w:pStyle w:val="a3"/>
+              <w:jc w:val="right"/>
+              <w:rPr>
+                <w:sz w:val="24"/>
+                <w:szCs w:val="24"/>
+                <w:lang w:val="en-US"/>
+              </w:rPr>
+            </w:pPr>
+          </w:p>
+        </w:tc>
+        <w:tc>
+          <w:tcPr>
+            <w:tcW w:w="952" w:type="dxa"/>
+          </w:tcPr>
+          <w:p>
+            <w:pPr>
+              <w:pStyle w:val="a3"/>
+              <w:jc w:val="right"/>
+              <w:rPr>
+                <w:sz w:val="24"/>
+                <w:szCs w:val="24"/>
+                <w:lang w:val="en-US"/>
+              </w:rPr>
+            </w:pPr>
+          </w:p>
+        </w:tc>
+        <w:tc>
+          <w:tcPr>
+            <w:tcW w:w="0" w:type="auto"/>
+          </w:tcPr>
+          <w:p>
+            <w:pPr>
+              <w:pStyle w:val="a3"/>
+              <w:jc w:val="right"/>
               <w:rPr>
                 <w:sz w:val="24"/>
                 <w:szCs w:val="24"/>
@@ -1452,317 +1406,105 @@
         </w:tc>
       </w:tr>
       <w:tr>
-        <w:trPr>
-          <w:trHeight w:val="320"/>
-        </w:trPr>
-        <w:tc>
-          <w:tcPr>
-            <w:tcW w:w="395" w:type="pct"/>
-          </w:tcPr>
-          <w:p>
-            <w:pPr>
-              <w:pStyle w:val="a3"/>
-              <w:tabs>
-                <w:tab w:val="num" w:pos="560"/>
-              </w:tabs>
-              <w:ind w:left="560" w:hanging="560"/>
-              <w:jc w:val="both"/>
-              <w:rPr>
-                <w:sz w:val="24"/>
-                <w:szCs w:val="24"/>
-                <w:lang w:val="en-US"/>
-              </w:rPr>
-            </w:pPr>
-            <w:r>
-              <w:rPr>
-                <w:position w:val="-24"/>
-              </w:rPr>
-              <w:object w:dxaOrig="320" w:dyaOrig="620" w14:anchorId="3A0FDF40">
-                <v:shape id="_x0000_i1030" type="#_x0000_t75" style="width:16.2pt;height:31.2pt" o:ole="">
-                  <v:imagedata r:id="rId14" o:title=""/>
-                </v:shape>
-                <o:OLEObject Type="Embed" ProgID="Equation.DSMT4" ShapeID="_x0000_i1030" DrawAspect="Content" ObjectID="_1814279374" r:id="rId15"/>
-              </w:object>
-            </w:r>
-          </w:p>
-        </w:tc>
-        <w:tc>
-          <w:tcPr>
-            <w:tcW w:w="633" w:type="pct"/>
-            <w:vMerge/>
-          </w:tcPr>
-          <w:p>
-            <w:pPr>
-              <w:pStyle w:val="a3"/>
-              <w:tabs>
-                <w:tab w:val="num" w:pos="560"/>
-              </w:tabs>
-              <w:ind w:left="560" w:hanging="560"/>
-              <w:jc w:val="both"/>
-              <w:rPr>
-                <w:sz w:val="22"/>
-                <w:szCs w:val="22"/>
-              </w:rPr>
-            </w:pPr>
-          </w:p>
-        </w:tc>
-        <w:tc>
-          <w:tcPr>
-            <w:tcW w:w="421" w:type="pct"/>
-          </w:tcPr>
-          <w:p>
-            <w:pPr>
-              <w:pStyle w:val="a3"/>
-              <w:tabs>
-                <w:tab w:val="num" w:pos="560"/>
-                <w:tab w:val="left" w:pos="710"/>
-              </w:tabs>
-              <w:ind w:left="560" w:hanging="560"/>
-              <w:jc w:val="both"/>
-              <w:rPr>
-                <w:sz w:val="24"/>
-                <w:szCs w:val="24"/>
-                <w:lang w:val="en-US"/>
-              </w:rPr>
-            </w:pPr>
-          </w:p>
-        </w:tc>
-        <w:tc>
-          <w:tcPr>
-            <w:tcW w:w="432" w:type="pct"/>
-          </w:tcPr>
-          <w:p>
-            <w:pPr>
-              <w:pStyle w:val="a3"/>
-              <w:tabs>
-                <w:tab w:val="num" w:pos="560"/>
-              </w:tabs>
-              <w:ind w:left="560" w:hanging="560"/>
-              <w:jc w:val="both"/>
-              <w:rPr>
-                <w:sz w:val="24"/>
-                <w:szCs w:val="24"/>
-                <w:lang w:val="en-US"/>
-              </w:rPr>
-            </w:pPr>
-          </w:p>
-        </w:tc>
-        <w:tc>
-          <w:tcPr>
-            <w:tcW w:w="432" w:type="pct"/>
-            <w:tcBorders>
-              <w:bottom w:val="single" w:sz="4" w:space="0" w:color="auto"/>
-            </w:tcBorders>
-          </w:tcPr>
-          <w:p>
-            <w:pPr>
-              <w:pStyle w:val="a3"/>
-              <w:tabs>
-                <w:tab w:val="num" w:pos="560"/>
-              </w:tabs>
-              <w:ind w:left="560" w:hanging="560"/>
-              <w:jc w:val="both"/>
-              <w:rPr>
-                <w:sz w:val="24"/>
-                <w:szCs w:val="24"/>
-                <w:lang w:val="en-US"/>
-              </w:rPr>
-            </w:pPr>
-          </w:p>
-        </w:tc>
-        <w:tc>
-          <w:tcPr>
-            <w:tcW w:w="432" w:type="pct"/>
-          </w:tcPr>
-          <w:p>
-            <w:pPr>
-              <w:pStyle w:val="a3"/>
-              <w:tabs>
-                <w:tab w:val="num" w:pos="560"/>
-              </w:tabs>
-              <w:ind w:left="560" w:hanging="560"/>
-              <w:jc w:val="both"/>
-              <w:rPr>
-                <w:sz w:val="24"/>
-                <w:szCs w:val="24"/>
-                <w:lang w:val="en-US"/>
-              </w:rPr>
-            </w:pPr>
-          </w:p>
-        </w:tc>
-        <w:tc>
-          <w:tcPr>
-            <w:tcW w:w="341" w:type="pct"/>
-          </w:tcPr>
-          <w:p>
-            <w:pPr>
-              <w:pStyle w:val="a3"/>
-              <w:tabs>
-                <w:tab w:val="num" w:pos="560"/>
-              </w:tabs>
-              <w:ind w:left="560" w:hanging="560"/>
-              <w:jc w:val="both"/>
-              <w:rPr>
-                <w:sz w:val="24"/>
-                <w:szCs w:val="24"/>
-                <w:lang w:val="en-US"/>
-              </w:rPr>
-            </w:pPr>
-          </w:p>
-        </w:tc>
-        <w:tc>
-          <w:tcPr>
-            <w:tcW w:w="454" w:type="pct"/>
-            <w:vMerge/>
-          </w:tcPr>
-          <w:p>
-            <w:pPr>
-              <w:pStyle w:val="a3"/>
-              <w:tabs>
-                <w:tab w:val="num" w:pos="560"/>
-              </w:tabs>
-              <w:ind w:left="560" w:hanging="560"/>
-              <w:jc w:val="both"/>
-              <w:rPr>
-                <w:sz w:val="24"/>
-                <w:szCs w:val="24"/>
-                <w:lang w:val="en-US"/>
-              </w:rPr>
-            </w:pPr>
-          </w:p>
-        </w:tc>
-        <w:tc>
-          <w:tcPr>
-            <w:tcW w:w="504" w:type="pct"/>
-            <w:vMerge/>
-          </w:tcPr>
-          <w:p>
-            <w:pPr>
-              <w:pStyle w:val="a3"/>
-              <w:tabs>
-                <w:tab w:val="num" w:pos="560"/>
-              </w:tabs>
-              <w:ind w:left="560" w:hanging="560"/>
-              <w:jc w:val="both"/>
-              <w:rPr>
-                <w:sz w:val="24"/>
-                <w:szCs w:val="24"/>
-                <w:lang w:val="en-US"/>
-              </w:rPr>
-            </w:pPr>
-          </w:p>
-        </w:tc>
-        <w:tc>
-          <w:tcPr>
-            <w:tcW w:w="955" w:type="pct"/>
-            <w:vMerge/>
-          </w:tcPr>
-          <w:p>
-            <w:pPr>
-              <w:pStyle w:val="a3"/>
-              <w:tabs>
-                <w:tab w:val="num" w:pos="560"/>
-              </w:tabs>
-              <w:ind w:left="560" w:hanging="560"/>
-              <w:jc w:val="both"/>
-              <w:rPr>
-                <w:sz w:val="24"/>
-                <w:szCs w:val="24"/>
-                <w:lang w:val="en-US"/>
-              </w:rPr>
-            </w:pPr>
-          </w:p>
-        </w:tc>
-      </w:tr>
-      <w:tr>
-        <w:trPr>
-          <w:trHeight w:val="220"/>
-        </w:trPr>
-        <w:tc>
-          <w:tcPr>
-            <w:tcW w:w="395" w:type="pct"/>
-          </w:tcPr>
-          <w:p>
-            <w:pPr>
-              <w:pStyle w:val="a3"/>
-              <w:tabs>
-                <w:tab w:val="num" w:pos="560"/>
-              </w:tabs>
-              <w:ind w:left="560" w:hanging="560"/>
-              <w:jc w:val="both"/>
-              <w:rPr>
-                <w:sz w:val="24"/>
-                <w:szCs w:val="24"/>
-                <w:lang w:val="en-US"/>
-              </w:rPr>
-            </w:pPr>
-          </w:p>
-        </w:tc>
-        <w:tc>
-          <w:tcPr>
-            <w:tcW w:w="633" w:type="pct"/>
-            <w:vMerge w:val="restart"/>
-          </w:tcPr>
-          <w:p>
-            <w:pPr>
-              <w:pStyle w:val="a3"/>
-              <w:tabs>
-                <w:tab w:val="num" w:pos="560"/>
-              </w:tabs>
-              <w:ind w:left="560" w:hanging="560"/>
-              <w:jc w:val="both"/>
-              <w:rPr>
-                <w:sz w:val="22"/>
-                <w:szCs w:val="22"/>
-              </w:rPr>
-            </w:pPr>
-          </w:p>
-          <w:p>
-            <w:pPr>
-              <w:pStyle w:val="a3"/>
-              <w:tabs>
-                <w:tab w:val="num" w:pos="560"/>
-              </w:tabs>
-              <w:ind w:left="560" w:hanging="560"/>
-              <w:jc w:val="both"/>
+        <w:tblPrEx>
+          <w:tblCellMar>
+            <w:top w:w="0" w:type="dxa"/>
+            <w:bottom w:w="0" w:type="dxa"/>
+          </w:tblCellMar>
+        </w:tblPrEx>
+        <w:tc>
+          <w:tcPr>
+            <w:tcW w:w="0" w:type="auto"/>
+          </w:tcPr>
+          <w:p>
+            <w:pPr>
+              <w:pStyle w:val="a3"/>
+              <w:jc w:val="right"/>
+              <w:rPr>
+                <w:sz w:val="24"/>
+                <w:szCs w:val="24"/>
+                <w:lang w:val="en-US"/>
+              </w:rPr>
+            </w:pPr>
+            <w:r>
               <w:rPr>
                 <w:i/>
                 <w:sz w:val="24"/>
                 <w:szCs w:val="24"/>
                 <w:lang w:val="en-US"/>
               </w:rPr>
-            </w:pPr>
-            <w:r>
-              <w:rPr>
-                <w:sz w:val="22"/>
-                <w:szCs w:val="22"/>
-              </w:rPr>
-              <w:t>1000,В</w:t>
-            </w:r>
-          </w:p>
-        </w:tc>
-        <w:tc>
-          <w:tcPr>
-            <w:tcW w:w="421" w:type="pct"/>
-          </w:tcPr>
-          <w:p>
-            <w:pPr>
-              <w:pStyle w:val="a3"/>
-              <w:tabs>
-                <w:tab w:val="num" w:pos="560"/>
-              </w:tabs>
-              <w:ind w:left="560" w:hanging="560"/>
-              <w:jc w:val="both"/>
-              <w:rPr>
-                <w:sz w:val="24"/>
-                <w:szCs w:val="24"/>
-              </w:rPr>
-            </w:pPr>
-          </w:p>
-        </w:tc>
-        <w:tc>
-          <w:tcPr>
-            <w:tcW w:w="432" w:type="pct"/>
+              <w:t>N</w:t>
+            </w:r>
+            <w:r>
+              <w:rPr>
+                <w:sz w:val="24"/>
+                <w:szCs w:val="24"/>
+                <w:lang w:val="en-US"/>
+              </w:rPr>
+              <w:t>=2</w:t>
+            </w:r>
+          </w:p>
+        </w:tc>
+        <w:tc>
+          <w:tcPr>
+            <w:tcW w:w="0" w:type="auto"/>
+          </w:tcPr>
+          <w:p>
+            <w:pPr>
+              <w:pStyle w:val="a3"/>
+              <w:jc w:val="right"/>
+              <w:rPr>
+                <w:sz w:val="24"/>
+                <w:szCs w:val="24"/>
+                <w:lang w:val="en-US"/>
+              </w:rPr>
+            </w:pPr>
+            <w:r>
+              <w:rPr>
+                <w:sz w:val="24"/>
+                <w:szCs w:val="24"/>
+                <w:lang w:val="en-US"/>
+              </w:rPr>
+              <w:t>I</w:t>
+            </w:r>
+            <w:r>
+              <w:rPr>
+                <w:sz w:val="24"/>
+                <w:szCs w:val="24"/>
+                <w:vertAlign w:val="subscript"/>
+                <w:lang w:val="en-US"/>
+              </w:rPr>
+              <w:t>2</w:t>
+            </w:r>
+            <w:r>
+              <w:rPr>
+                <w:sz w:val="24"/>
+                <w:szCs w:val="24"/>
+                <w:lang w:val="en-US"/>
+              </w:rPr>
+              <w:t>,A</w:t>
+            </w:r>
+          </w:p>
+        </w:tc>
+        <w:tc>
+          <w:tcPr>
+            <w:tcW w:w="0" w:type="auto"/>
+          </w:tcPr>
+          <w:p>
+            <w:pPr>
+              <w:pStyle w:val="a3"/>
+              <w:jc w:val="right"/>
+              <w:rPr>
+                <w:sz w:val="24"/>
+                <w:szCs w:val="24"/>
+                <w:lang w:val="en-US"/>
+              </w:rPr>
+            </w:pPr>
+          </w:p>
+        </w:tc>
+        <w:tc>
+          <w:tcPr>
+            <w:tcW w:w="0" w:type="auto"/>
             <w:tcBorders>
               <w:right w:val="single" w:sz="4" w:space="0" w:color="auto"/>
             </w:tcBorders>
@@ -1770,22 +1512,18 @@
           <w:p>
             <w:pPr>
               <w:pStyle w:val="a3"/>
-              <w:tabs>
-                <w:tab w:val="num" w:pos="560"/>
-              </w:tabs>
-              <w:ind w:left="560" w:hanging="560"/>
-              <w:jc w:val="both"/>
-              <w:rPr>
-                <w:sz w:val="24"/>
-                <w:szCs w:val="24"/>
-                <w:lang w:val="en-US"/>
-              </w:rPr>
-            </w:pPr>
-          </w:p>
-        </w:tc>
-        <w:tc>
-          <w:tcPr>
-            <w:tcW w:w="432" w:type="pct"/>
+              <w:jc w:val="right"/>
+              <w:rPr>
+                <w:sz w:val="24"/>
+                <w:szCs w:val="24"/>
+                <w:lang w:val="en-US"/>
+              </w:rPr>
+            </w:pPr>
+          </w:p>
+        </w:tc>
+        <w:tc>
+          <w:tcPr>
+            <w:tcW w:w="0" w:type="auto"/>
             <w:tcBorders>
               <w:top w:val="single" w:sz="4" w:space="0" w:color="auto"/>
               <w:left w:val="single" w:sz="4" w:space="0" w:color="auto"/>
@@ -1796,22 +1534,18 @@
           <w:p>
             <w:pPr>
               <w:pStyle w:val="a3"/>
-              <w:tabs>
-                <w:tab w:val="num" w:pos="560"/>
-              </w:tabs>
-              <w:ind w:left="560" w:hanging="560"/>
-              <w:jc w:val="both"/>
-              <w:rPr>
-                <w:sz w:val="24"/>
-                <w:szCs w:val="24"/>
-                <w:lang w:val="en-US"/>
-              </w:rPr>
-            </w:pPr>
-          </w:p>
-        </w:tc>
-        <w:tc>
-          <w:tcPr>
-            <w:tcW w:w="432" w:type="pct"/>
+              <w:jc w:val="right"/>
+              <w:rPr>
+                <w:sz w:val="24"/>
+                <w:szCs w:val="24"/>
+                <w:lang w:val="en-US"/>
+              </w:rPr>
+            </w:pPr>
+          </w:p>
+        </w:tc>
+        <w:tc>
+          <w:tcPr>
+            <w:tcW w:w="0" w:type="auto"/>
             <w:tcBorders>
               <w:left w:val="single" w:sz="4" w:space="0" w:color="auto"/>
             </w:tcBorders>
@@ -1819,97 +1553,39 @@
           <w:p>
             <w:pPr>
               <w:pStyle w:val="a3"/>
-              <w:tabs>
-                <w:tab w:val="num" w:pos="560"/>
-              </w:tabs>
-              <w:ind w:left="560" w:hanging="560"/>
-              <w:jc w:val="both"/>
-              <w:rPr>
-                <w:sz w:val="24"/>
-                <w:szCs w:val="24"/>
-                <w:lang w:val="en-US"/>
-              </w:rPr>
-            </w:pPr>
-          </w:p>
-        </w:tc>
-        <w:tc>
-          <w:tcPr>
-            <w:tcW w:w="341" w:type="pct"/>
-            <w:tcBorders>
-              <w:left w:val="single" w:sz="4" w:space="0" w:color="auto"/>
-            </w:tcBorders>
-          </w:tcPr>
-          <w:p>
-            <w:pPr>
-              <w:pStyle w:val="a3"/>
-              <w:tabs>
-                <w:tab w:val="num" w:pos="560"/>
-              </w:tabs>
-              <w:ind w:left="560" w:hanging="560"/>
-              <w:jc w:val="both"/>
-              <w:rPr>
-                <w:sz w:val="24"/>
-                <w:szCs w:val="24"/>
-                <w:lang w:val="en-US"/>
-              </w:rPr>
-            </w:pPr>
-          </w:p>
-        </w:tc>
-        <w:tc>
-          <w:tcPr>
-            <w:tcW w:w="454" w:type="pct"/>
-            <w:vMerge w:val="restart"/>
-          </w:tcPr>
-          <w:p>
-            <w:pPr>
-              <w:pStyle w:val="a3"/>
-              <w:tabs>
-                <w:tab w:val="num" w:pos="560"/>
-              </w:tabs>
-              <w:ind w:left="560" w:hanging="560"/>
-              <w:jc w:val="both"/>
-              <w:rPr>
-                <w:sz w:val="24"/>
-                <w:szCs w:val="24"/>
-                <w:lang w:val="en-US"/>
-              </w:rPr>
-            </w:pPr>
-          </w:p>
-        </w:tc>
-        <w:tc>
-          <w:tcPr>
-            <w:tcW w:w="504" w:type="pct"/>
-            <w:vMerge w:val="restart"/>
-          </w:tcPr>
-          <w:p>
-            <w:pPr>
-              <w:pStyle w:val="a3"/>
-              <w:tabs>
-                <w:tab w:val="num" w:pos="560"/>
-              </w:tabs>
-              <w:ind w:left="560" w:hanging="560"/>
-              <w:jc w:val="both"/>
-              <w:rPr>
-                <w:sz w:val="24"/>
-                <w:szCs w:val="24"/>
-                <w:lang w:val="en-US"/>
-              </w:rPr>
-            </w:pPr>
-          </w:p>
-        </w:tc>
-        <w:tc>
-          <w:tcPr>
-            <w:tcW w:w="955" w:type="pct"/>
-            <w:vMerge w:val="restart"/>
-          </w:tcPr>
-          <w:p>
-            <w:pPr>
-              <w:pStyle w:val="a3"/>
-              <w:tabs>
-                <w:tab w:val="num" w:pos="560"/>
-              </w:tabs>
-              <w:ind w:left="560" w:hanging="560"/>
-              <w:jc w:val="both"/>
+              <w:jc w:val="right"/>
+              <w:rPr>
+                <w:sz w:val="24"/>
+                <w:szCs w:val="24"/>
+                <w:lang w:val="en-US"/>
+              </w:rPr>
+            </w:pPr>
+          </w:p>
+        </w:tc>
+        <w:tc>
+          <w:tcPr>
+            <w:tcW w:w="952" w:type="dxa"/>
+          </w:tcPr>
+          <w:p>
+            <w:pPr>
+              <w:pStyle w:val="a3"/>
+              <w:jc w:val="right"/>
+              <w:rPr>
+                <w:sz w:val="24"/>
+                <w:szCs w:val="24"/>
+                <w:lang w:val="en-US"/>
+              </w:rPr>
+            </w:pPr>
+          </w:p>
+        </w:tc>
+        <w:tc>
+          <w:tcPr>
+            <w:tcW w:w="0" w:type="auto"/>
+          </w:tcPr>
+          <w:p>
+            <w:pPr>
+              <w:pStyle w:val="a3"/>
+              <w:jc w:val="right"/>
               <w:rPr>
                 <w:sz w:val="24"/>
                 <w:szCs w:val="24"/>
@@ -1920,229 +1596,178 @@
         </w:tc>
       </w:tr>
       <w:tr>
-        <w:trPr>
-          <w:trHeight w:val="340"/>
-        </w:trPr>
-        <w:tc>
-          <w:tcPr>
-            <w:tcW w:w="395" w:type="pct"/>
-          </w:tcPr>
-          <w:p>
-            <w:pPr>
-              <w:pStyle w:val="a3"/>
-              <w:tabs>
-                <w:tab w:val="num" w:pos="560"/>
-              </w:tabs>
-              <w:ind w:left="560" w:hanging="560"/>
-              <w:jc w:val="both"/>
-              <w:rPr>
-                <w:sz w:val="24"/>
-                <w:szCs w:val="24"/>
-                <w:lang w:val="en-US"/>
-              </w:rPr>
-            </w:pPr>
-            <w:r>
-              <w:rPr>
-                <w:position w:val="-24"/>
-              </w:rPr>
-              <w:object w:dxaOrig="320" w:dyaOrig="620" w14:anchorId="0DF474EB">
-                <v:shape id="_x0000_i1031" type="#_x0000_t75" style="width:16.2pt;height:31.2pt" o:ole="">
-                  <v:imagedata r:id="rId16" o:title=""/>
-                </v:shape>
-                <o:OLEObject Type="Embed" ProgID="Equation.DSMT4" ShapeID="_x0000_i1031" DrawAspect="Content" ObjectID="_1814279375" r:id="rId17"/>
-              </w:object>
-            </w:r>
-          </w:p>
-        </w:tc>
-        <w:tc>
-          <w:tcPr>
-            <w:tcW w:w="633" w:type="pct"/>
-            <w:vMerge/>
-          </w:tcPr>
-          <w:p>
-            <w:pPr>
-              <w:pStyle w:val="a3"/>
-              <w:tabs>
-                <w:tab w:val="num" w:pos="560"/>
-              </w:tabs>
-              <w:ind w:left="560" w:hanging="560"/>
-              <w:jc w:val="both"/>
-              <w:rPr>
-                <w:sz w:val="22"/>
-                <w:szCs w:val="22"/>
-              </w:rPr>
-            </w:pPr>
-          </w:p>
-        </w:tc>
-        <w:tc>
-          <w:tcPr>
-            <w:tcW w:w="421" w:type="pct"/>
-          </w:tcPr>
-          <w:p>
-            <w:pPr>
-              <w:pStyle w:val="a3"/>
-              <w:tabs>
-                <w:tab w:val="num" w:pos="560"/>
-              </w:tabs>
-              <w:ind w:left="560" w:hanging="560"/>
-              <w:jc w:val="both"/>
-              <w:rPr>
-                <w:sz w:val="24"/>
-                <w:szCs w:val="24"/>
-              </w:rPr>
-            </w:pPr>
-          </w:p>
-        </w:tc>
-        <w:tc>
-          <w:tcPr>
-            <w:tcW w:w="432" w:type="pct"/>
-            <w:tcBorders>
-              <w:right w:val="single" w:sz="4" w:space="0" w:color="auto"/>
-            </w:tcBorders>
-          </w:tcPr>
-          <w:p>
-            <w:pPr>
-              <w:pStyle w:val="a3"/>
-              <w:tabs>
-                <w:tab w:val="num" w:pos="560"/>
-              </w:tabs>
-              <w:ind w:left="560" w:hanging="560"/>
-              <w:jc w:val="both"/>
-              <w:rPr>
-                <w:sz w:val="24"/>
-                <w:szCs w:val="24"/>
-                <w:lang w:val="en-US"/>
-              </w:rPr>
-            </w:pPr>
-          </w:p>
-        </w:tc>
-        <w:tc>
-          <w:tcPr>
-            <w:tcW w:w="432" w:type="pct"/>
+        <w:tblPrEx>
+          <w:tblCellMar>
+            <w:top w:w="0" w:type="dxa"/>
+            <w:bottom w:w="0" w:type="dxa"/>
+          </w:tblCellMar>
+        </w:tblPrEx>
+        <w:tc>
+          <w:tcPr>
+            <w:tcW w:w="0" w:type="auto"/>
+          </w:tcPr>
+          <w:p>
+            <w:pPr>
+              <w:pStyle w:val="a3"/>
+              <w:jc w:val="right"/>
+              <w:rPr>
+                <w:sz w:val="24"/>
+                <w:szCs w:val="24"/>
+                <w:lang w:val="en-US"/>
+              </w:rPr>
+            </w:pPr>
+            <w:r>
+              <w:rPr>
+                <w:i/>
+                <w:sz w:val="24"/>
+                <w:szCs w:val="24"/>
+                <w:lang w:val="en-US"/>
+              </w:rPr>
+              <w:t>N</w:t>
+            </w:r>
+            <w:r>
+              <w:rPr>
+                <w:sz w:val="24"/>
+                <w:szCs w:val="24"/>
+                <w:lang w:val="en-US"/>
+              </w:rPr>
+              <w:t>=3</w:t>
+            </w:r>
+          </w:p>
+        </w:tc>
+        <w:tc>
+          <w:tcPr>
+            <w:tcW w:w="0" w:type="auto"/>
+          </w:tcPr>
+          <w:p>
+            <w:pPr>
+              <w:pStyle w:val="a3"/>
+              <w:jc w:val="right"/>
+              <w:rPr>
+                <w:sz w:val="24"/>
+                <w:szCs w:val="24"/>
+                <w:lang w:val="en-US"/>
+              </w:rPr>
+            </w:pPr>
+            <w:r>
+              <w:rPr>
+                <w:sz w:val="24"/>
+                <w:szCs w:val="24"/>
+                <w:lang w:val="en-US"/>
+              </w:rPr>
+              <w:t>I</w:t>
+            </w:r>
+            <w:r>
+              <w:rPr>
+                <w:sz w:val="24"/>
+                <w:szCs w:val="24"/>
+                <w:vertAlign w:val="subscript"/>
+                <w:lang w:val="en-US"/>
+              </w:rPr>
+              <w:t>3</w:t>
+            </w:r>
+            <w:r>
+              <w:rPr>
+                <w:sz w:val="24"/>
+                <w:szCs w:val="24"/>
+                <w:lang w:val="en-US"/>
+              </w:rPr>
+              <w:t>,A</w:t>
+            </w:r>
+          </w:p>
+        </w:tc>
+        <w:tc>
+          <w:tcPr>
+            <w:tcW w:w="0" w:type="auto"/>
+          </w:tcPr>
+          <w:p>
+            <w:pPr>
+              <w:pStyle w:val="a3"/>
+              <w:jc w:val="right"/>
+              <w:rPr>
+                <w:sz w:val="24"/>
+                <w:szCs w:val="24"/>
+                <w:lang w:val="en-US"/>
+              </w:rPr>
+            </w:pPr>
+          </w:p>
+        </w:tc>
+        <w:tc>
+          <w:tcPr>
+            <w:tcW w:w="0" w:type="auto"/>
+          </w:tcPr>
+          <w:p>
+            <w:pPr>
+              <w:pStyle w:val="a3"/>
+              <w:jc w:val="right"/>
+              <w:rPr>
+                <w:sz w:val="24"/>
+                <w:szCs w:val="24"/>
+                <w:lang w:val="en-US"/>
+              </w:rPr>
+            </w:pPr>
+          </w:p>
+        </w:tc>
+        <w:tc>
+          <w:tcPr>
+            <w:tcW w:w="0" w:type="auto"/>
             <w:tcBorders>
               <w:top w:val="single" w:sz="4" w:space="0" w:color="auto"/>
-              <w:left w:val="single" w:sz="4" w:space="0" w:color="auto"/>
               <w:bottom w:val="single" w:sz="4" w:space="0" w:color="auto"/>
-              <w:right w:val="single" w:sz="4" w:space="0" w:color="auto"/>
             </w:tcBorders>
           </w:tcPr>
           <w:p>
             <w:pPr>
               <w:pStyle w:val="a3"/>
-              <w:tabs>
-                <w:tab w:val="num" w:pos="560"/>
-              </w:tabs>
-              <w:ind w:left="560" w:hanging="560"/>
-              <w:jc w:val="both"/>
-              <w:rPr>
-                <w:sz w:val="24"/>
-                <w:szCs w:val="24"/>
-                <w:lang w:val="en-US"/>
-              </w:rPr>
-            </w:pPr>
-          </w:p>
-        </w:tc>
-        <w:tc>
-          <w:tcPr>
-            <w:tcW w:w="432" w:type="pct"/>
-            <w:tcBorders>
-              <w:left w:val="single" w:sz="4" w:space="0" w:color="auto"/>
-            </w:tcBorders>
-          </w:tcPr>
-          <w:p>
-            <w:pPr>
-              <w:pStyle w:val="a3"/>
-              <w:tabs>
-                <w:tab w:val="num" w:pos="560"/>
-              </w:tabs>
-              <w:ind w:left="560" w:hanging="560"/>
-              <w:jc w:val="both"/>
-              <w:rPr>
-                <w:sz w:val="24"/>
-                <w:szCs w:val="24"/>
-                <w:lang w:val="en-US"/>
-              </w:rPr>
-            </w:pPr>
-          </w:p>
-        </w:tc>
-        <w:tc>
-          <w:tcPr>
-            <w:tcW w:w="341" w:type="pct"/>
-            <w:tcBorders>
-              <w:left w:val="single" w:sz="4" w:space="0" w:color="auto"/>
-            </w:tcBorders>
-          </w:tcPr>
-          <w:p>
-            <w:pPr>
-              <w:pStyle w:val="a3"/>
-              <w:tabs>
-                <w:tab w:val="num" w:pos="560"/>
-              </w:tabs>
-              <w:ind w:left="560" w:hanging="560"/>
-              <w:jc w:val="both"/>
-              <w:rPr>
-                <w:sz w:val="24"/>
-                <w:szCs w:val="24"/>
-                <w:lang w:val="en-US"/>
-              </w:rPr>
-            </w:pPr>
-          </w:p>
-        </w:tc>
-        <w:tc>
-          <w:tcPr>
-            <w:tcW w:w="454" w:type="pct"/>
-            <w:vMerge/>
-          </w:tcPr>
-          <w:p>
-            <w:pPr>
-              <w:pStyle w:val="a3"/>
-              <w:tabs>
-                <w:tab w:val="num" w:pos="560"/>
-              </w:tabs>
-              <w:ind w:left="560" w:hanging="560"/>
-              <w:jc w:val="both"/>
-              <w:rPr>
-                <w:sz w:val="24"/>
-                <w:szCs w:val="24"/>
-                <w:lang w:val="en-US"/>
-              </w:rPr>
-            </w:pPr>
-          </w:p>
-        </w:tc>
-        <w:tc>
-          <w:tcPr>
-            <w:tcW w:w="504" w:type="pct"/>
-            <w:vMerge/>
-          </w:tcPr>
-          <w:p>
-            <w:pPr>
-              <w:pStyle w:val="a3"/>
-              <w:tabs>
-                <w:tab w:val="num" w:pos="560"/>
-              </w:tabs>
-              <w:ind w:left="560" w:hanging="560"/>
-              <w:jc w:val="both"/>
-              <w:rPr>
-                <w:sz w:val="24"/>
-                <w:szCs w:val="24"/>
-                <w:lang w:val="en-US"/>
-              </w:rPr>
-            </w:pPr>
-          </w:p>
-        </w:tc>
-        <w:tc>
-          <w:tcPr>
-            <w:tcW w:w="955" w:type="pct"/>
-            <w:vMerge/>
-          </w:tcPr>
-          <w:p>
-            <w:pPr>
-              <w:pStyle w:val="a3"/>
-              <w:tabs>
-                <w:tab w:val="num" w:pos="560"/>
-              </w:tabs>
-              <w:ind w:left="560" w:hanging="560"/>
-              <w:jc w:val="both"/>
+              <w:jc w:val="right"/>
+              <w:rPr>
+                <w:sz w:val="24"/>
+                <w:szCs w:val="24"/>
+                <w:lang w:val="en-US"/>
+              </w:rPr>
+            </w:pPr>
+          </w:p>
+        </w:tc>
+        <w:tc>
+          <w:tcPr>
+            <w:tcW w:w="0" w:type="auto"/>
+          </w:tcPr>
+          <w:p>
+            <w:pPr>
+              <w:pStyle w:val="a3"/>
+              <w:jc w:val="right"/>
+              <w:rPr>
+                <w:sz w:val="24"/>
+                <w:szCs w:val="24"/>
+                <w:lang w:val="en-US"/>
+              </w:rPr>
+            </w:pPr>
+          </w:p>
+        </w:tc>
+        <w:tc>
+          <w:tcPr>
+            <w:tcW w:w="952" w:type="dxa"/>
+          </w:tcPr>
+          <w:p>
+            <w:pPr>
+              <w:pStyle w:val="a3"/>
+              <w:jc w:val="right"/>
+              <w:rPr>
+                <w:sz w:val="24"/>
+                <w:szCs w:val="24"/>
+                <w:lang w:val="en-US"/>
+              </w:rPr>
+            </w:pPr>
+          </w:p>
+        </w:tc>
+        <w:tc>
+          <w:tcPr>
+            <w:tcW w:w="0" w:type="auto"/>
+          </w:tcPr>
+          <w:p>
+            <w:pPr>
+              <w:pStyle w:val="a3"/>
+              <w:jc w:val="right"/>
               <w:rPr>
                 <w:sz w:val="24"/>
                 <w:szCs w:val="24"/>
@@ -2153,114 +1778,99 @@
         </w:tc>
       </w:tr>
       <w:tr>
-        <w:trPr>
-          <w:trHeight w:val="120"/>
-        </w:trPr>
-        <w:tc>
-          <w:tcPr>
-            <w:tcW w:w="395" w:type="pct"/>
-          </w:tcPr>
-          <w:p>
-            <w:pPr>
-              <w:pStyle w:val="a3"/>
-              <w:tabs>
-                <w:tab w:val="num" w:pos="560"/>
-              </w:tabs>
-              <w:ind w:left="560" w:hanging="560"/>
-              <w:jc w:val="both"/>
-              <w:rPr>
-                <w:sz w:val="24"/>
-                <w:szCs w:val="24"/>
-                <w:lang w:val="en-US"/>
-              </w:rPr>
-            </w:pPr>
-          </w:p>
-        </w:tc>
-        <w:tc>
-          <w:tcPr>
-            <w:tcW w:w="633" w:type="pct"/>
-            <w:vMerge w:val="restart"/>
-          </w:tcPr>
-          <w:p>
-            <w:pPr>
-              <w:pStyle w:val="a3"/>
-              <w:tabs>
-                <w:tab w:val="num" w:pos="560"/>
-              </w:tabs>
-              <w:ind w:left="560" w:hanging="560"/>
-              <w:jc w:val="both"/>
-              <w:rPr>
-                <w:sz w:val="22"/>
-                <w:szCs w:val="22"/>
-              </w:rPr>
-            </w:pPr>
-          </w:p>
-          <w:p>
-            <w:pPr>
-              <w:pStyle w:val="a3"/>
-              <w:tabs>
-                <w:tab w:val="num" w:pos="560"/>
-              </w:tabs>
-              <w:ind w:left="560" w:hanging="560"/>
-              <w:jc w:val="both"/>
-              <w:rPr>
-                <w:i/>
-                <w:sz w:val="24"/>
-                <w:szCs w:val="24"/>
-                <w:lang w:val="en-US"/>
-              </w:rPr>
-            </w:pPr>
-            <w:r>
-              <w:rPr>
-                <w:sz w:val="22"/>
-                <w:szCs w:val="22"/>
-              </w:rPr>
-              <w:t>1500,В</w:t>
-            </w:r>
-          </w:p>
-        </w:tc>
-        <w:tc>
-          <w:tcPr>
-            <w:tcW w:w="421" w:type="pct"/>
-          </w:tcPr>
-          <w:p>
-            <w:pPr>
-              <w:pStyle w:val="a3"/>
-              <w:tabs>
-                <w:tab w:val="num" w:pos="560"/>
-              </w:tabs>
-              <w:ind w:left="560" w:hanging="560"/>
-              <w:jc w:val="both"/>
-              <w:rPr>
-                <w:sz w:val="24"/>
-                <w:szCs w:val="24"/>
-              </w:rPr>
-            </w:pPr>
-          </w:p>
-        </w:tc>
-        <w:tc>
-          <w:tcPr>
-            <w:tcW w:w="432" w:type="pct"/>
-          </w:tcPr>
-          <w:p>
-            <w:pPr>
-              <w:pStyle w:val="a3"/>
-              <w:tabs>
-                <w:tab w:val="num" w:pos="560"/>
-              </w:tabs>
-              <w:ind w:left="560" w:hanging="560"/>
-              <w:jc w:val="both"/>
-              <w:rPr>
-                <w:sz w:val="24"/>
-                <w:szCs w:val="24"/>
-                <w:lang w:val="en-US"/>
-              </w:rPr>
-            </w:pPr>
-          </w:p>
-        </w:tc>
-        <w:tc>
-          <w:tcPr>
-            <w:tcW w:w="432" w:type="pct"/>
+        <w:tblPrEx>
+          <w:tblCellMar>
+            <w:top w:w="0" w:type="dxa"/>
+            <w:bottom w:w="0" w:type="dxa"/>
+          </w:tblCellMar>
+        </w:tblPrEx>
+        <w:tc>
+          <w:tcPr>
+            <w:tcW w:w="0" w:type="auto"/>
+          </w:tcPr>
+          <w:p>
+            <w:pPr>
+              <w:pStyle w:val="a3"/>
+              <w:jc w:val="right"/>
+              <w:rPr>
+                <w:sz w:val="24"/>
+                <w:szCs w:val="24"/>
+                <w:lang w:val="en-US"/>
+              </w:rPr>
+            </w:pPr>
+          </w:p>
+        </w:tc>
+        <w:tc>
+          <w:tcPr>
+            <w:tcW w:w="0" w:type="auto"/>
+          </w:tcPr>
+          <w:p>
+            <w:pPr>
+              <w:pStyle w:val="a3"/>
+              <w:jc w:val="right"/>
+              <w:rPr>
+                <w:sz w:val="24"/>
+                <w:szCs w:val="24"/>
+                <w:lang w:val="en-US"/>
+              </w:rPr>
+            </w:pPr>
+            <w:r>
+              <w:rPr>
+                <w:sz w:val="24"/>
+                <w:szCs w:val="24"/>
+                <w:lang w:val="en-US"/>
+              </w:rPr>
+              <w:t>Σ</w:t>
+            </w:r>
+          </w:p>
+        </w:tc>
+        <w:tc>
+          <w:tcPr>
+            <w:tcW w:w="0" w:type="auto"/>
+          </w:tcPr>
+          <w:p>
+            <w:pPr>
+              <w:pStyle w:val="a3"/>
+              <w:jc w:val="right"/>
+              <w:rPr>
+                <w:sz w:val="24"/>
+                <w:szCs w:val="24"/>
+              </w:rPr>
+            </w:pPr>
+            <w:r>
+              <w:rPr>
+                <w:sz w:val="24"/>
+                <w:szCs w:val="24"/>
+              </w:rPr>
+              <w:t>-----</w:t>
+            </w:r>
+          </w:p>
+        </w:tc>
+        <w:tc>
+          <w:tcPr>
+            <w:tcW w:w="0" w:type="auto"/>
+          </w:tcPr>
+          <w:p>
+            <w:pPr>
+              <w:pStyle w:val="a3"/>
+              <w:jc w:val="right"/>
+              <w:rPr>
+                <w:sz w:val="24"/>
+                <w:szCs w:val="24"/>
+              </w:rPr>
+            </w:pPr>
+            <w:r>
+              <w:rPr>
+                <w:sz w:val="24"/>
+                <w:szCs w:val="24"/>
+              </w:rPr>
+              <w:t>-----</w:t>
+            </w:r>
+          </w:p>
+        </w:tc>
+        <w:tc>
+          <w:tcPr>
+            <w:tcW w:w="0" w:type="auto"/>
             <w:tcBorders>
               <w:top w:val="single" w:sz="4" w:space="0" w:color="auto"/>
             </w:tcBorders>
@@ -2268,339 +1878,69 @@
           <w:p>
             <w:pPr>
               <w:pStyle w:val="a3"/>
-              <w:tabs>
-                <w:tab w:val="num" w:pos="560"/>
-              </w:tabs>
-              <w:ind w:left="560" w:hanging="560"/>
-              <w:jc w:val="both"/>
-              <w:rPr>
-                <w:sz w:val="24"/>
-                <w:szCs w:val="24"/>
-                <w:lang w:val="en-US"/>
-              </w:rPr>
-            </w:pPr>
-          </w:p>
-        </w:tc>
-        <w:tc>
-          <w:tcPr>
-            <w:tcW w:w="432" w:type="pct"/>
-          </w:tcPr>
-          <w:p>
-            <w:pPr>
-              <w:pStyle w:val="a3"/>
-              <w:tabs>
-                <w:tab w:val="num" w:pos="560"/>
-              </w:tabs>
-              <w:ind w:left="560" w:hanging="560"/>
-              <w:jc w:val="both"/>
-              <w:rPr>
-                <w:sz w:val="24"/>
-                <w:szCs w:val="24"/>
-                <w:lang w:val="en-US"/>
-              </w:rPr>
-            </w:pPr>
-          </w:p>
-        </w:tc>
-        <w:tc>
-          <w:tcPr>
-            <w:tcW w:w="341" w:type="pct"/>
-          </w:tcPr>
-          <w:p>
-            <w:pPr>
-              <w:pStyle w:val="a3"/>
-              <w:tabs>
-                <w:tab w:val="num" w:pos="560"/>
-              </w:tabs>
-              <w:ind w:left="560" w:hanging="560"/>
-              <w:jc w:val="both"/>
-              <w:rPr>
-                <w:sz w:val="24"/>
-                <w:szCs w:val="24"/>
-                <w:lang w:val="en-US"/>
-              </w:rPr>
-            </w:pPr>
-          </w:p>
-        </w:tc>
-        <w:tc>
-          <w:tcPr>
-            <w:tcW w:w="454" w:type="pct"/>
-            <w:vMerge w:val="restart"/>
-          </w:tcPr>
-          <w:p>
-            <w:pPr>
-              <w:pStyle w:val="a3"/>
-              <w:tabs>
-                <w:tab w:val="num" w:pos="560"/>
-              </w:tabs>
-              <w:ind w:left="560" w:hanging="560"/>
-              <w:jc w:val="both"/>
-              <w:rPr>
-                <w:sz w:val="24"/>
-                <w:szCs w:val="24"/>
-                <w:lang w:val="en-US"/>
-              </w:rPr>
-            </w:pPr>
-          </w:p>
-        </w:tc>
-        <w:tc>
-          <w:tcPr>
-            <w:tcW w:w="504" w:type="pct"/>
-            <w:vMerge w:val="restart"/>
-          </w:tcPr>
-          <w:p>
-            <w:pPr>
-              <w:pStyle w:val="a3"/>
-              <w:tabs>
-                <w:tab w:val="num" w:pos="560"/>
-              </w:tabs>
-              <w:ind w:left="560" w:hanging="560"/>
-              <w:jc w:val="both"/>
-              <w:rPr>
-                <w:sz w:val="24"/>
-                <w:szCs w:val="24"/>
-                <w:lang w:val="en-US"/>
-              </w:rPr>
-            </w:pPr>
-          </w:p>
-        </w:tc>
-        <w:tc>
-          <w:tcPr>
-            <w:tcW w:w="955" w:type="pct"/>
-            <w:vMerge w:val="restart"/>
-          </w:tcPr>
-          <w:p>
-            <w:pPr>
-              <w:pStyle w:val="a3"/>
-              <w:tabs>
-                <w:tab w:val="num" w:pos="560"/>
-              </w:tabs>
-              <w:ind w:left="560" w:hanging="560"/>
-              <w:jc w:val="both"/>
-              <w:rPr>
-                <w:sz w:val="24"/>
-                <w:szCs w:val="24"/>
-                <w:lang w:val="en-US"/>
-              </w:rPr>
-            </w:pPr>
-          </w:p>
-        </w:tc>
-      </w:tr>
-      <w:tr>
-        <w:trPr>
-          <w:trHeight w:val="430"/>
-        </w:trPr>
-        <w:tc>
-          <w:tcPr>
-            <w:tcW w:w="395" w:type="pct"/>
-          </w:tcPr>
-          <w:p>
-            <w:pPr>
-              <w:pStyle w:val="a3"/>
-              <w:tabs>
-                <w:tab w:val="num" w:pos="560"/>
-              </w:tabs>
-              <w:ind w:left="560" w:hanging="560"/>
-              <w:jc w:val="both"/>
-              <w:rPr>
-                <w:sz w:val="24"/>
-                <w:szCs w:val="24"/>
-                <w:lang w:val="en-US"/>
-              </w:rPr>
-            </w:pPr>
-            <w:r>
-              <w:rPr>
-                <w:position w:val="-24"/>
-              </w:rPr>
-              <w:object w:dxaOrig="320" w:dyaOrig="620" w14:anchorId="7636069A">
-                <v:shape id="_x0000_i1032" type="#_x0000_t75" style="width:16.2pt;height:31.2pt" o:ole="">
-                  <v:imagedata r:id="rId18" o:title=""/>
-                </v:shape>
-                <o:OLEObject Type="Embed" ProgID="Equation.DSMT4" ShapeID="_x0000_i1032" DrawAspect="Content" ObjectID="_1814279376" r:id="rId19"/>
-              </w:object>
-            </w:r>
-          </w:p>
-        </w:tc>
-        <w:tc>
-          <w:tcPr>
-            <w:tcW w:w="633" w:type="pct"/>
-            <w:vMerge/>
-          </w:tcPr>
-          <w:p>
-            <w:pPr>
-              <w:pStyle w:val="a3"/>
-              <w:tabs>
-                <w:tab w:val="num" w:pos="560"/>
-              </w:tabs>
-              <w:ind w:left="560" w:hanging="560"/>
-              <w:jc w:val="both"/>
-              <w:rPr>
-                <w:sz w:val="22"/>
-                <w:szCs w:val="22"/>
-              </w:rPr>
-            </w:pPr>
-          </w:p>
-        </w:tc>
-        <w:tc>
-          <w:tcPr>
-            <w:tcW w:w="421" w:type="pct"/>
-          </w:tcPr>
-          <w:p>
-            <w:pPr>
-              <w:pStyle w:val="a3"/>
-              <w:tabs>
-                <w:tab w:val="num" w:pos="560"/>
-              </w:tabs>
-              <w:ind w:left="560" w:hanging="560"/>
-              <w:jc w:val="both"/>
-              <w:rPr>
-                <w:sz w:val="24"/>
-                <w:szCs w:val="24"/>
-              </w:rPr>
-            </w:pPr>
-          </w:p>
-        </w:tc>
-        <w:tc>
-          <w:tcPr>
-            <w:tcW w:w="432" w:type="pct"/>
-          </w:tcPr>
-          <w:p>
-            <w:pPr>
-              <w:pStyle w:val="a3"/>
-              <w:tabs>
-                <w:tab w:val="num" w:pos="560"/>
-              </w:tabs>
-              <w:ind w:left="560" w:hanging="560"/>
-              <w:jc w:val="both"/>
-              <w:rPr>
-                <w:sz w:val="24"/>
-                <w:szCs w:val="24"/>
-                <w:lang w:val="en-US"/>
-              </w:rPr>
-            </w:pPr>
-          </w:p>
-        </w:tc>
-        <w:tc>
-          <w:tcPr>
-            <w:tcW w:w="432" w:type="pct"/>
-            <w:tcBorders>
-              <w:bottom w:val="single" w:sz="4" w:space="0" w:color="auto"/>
-            </w:tcBorders>
-          </w:tcPr>
-          <w:p>
-            <w:pPr>
-              <w:pStyle w:val="a3"/>
-              <w:tabs>
-                <w:tab w:val="num" w:pos="560"/>
-              </w:tabs>
-              <w:ind w:left="560" w:hanging="560"/>
-              <w:jc w:val="both"/>
-              <w:rPr>
-                <w:sz w:val="24"/>
-                <w:szCs w:val="24"/>
-                <w:lang w:val="en-US"/>
-              </w:rPr>
-            </w:pPr>
-          </w:p>
-        </w:tc>
-        <w:tc>
-          <w:tcPr>
-            <w:tcW w:w="432" w:type="pct"/>
-          </w:tcPr>
-          <w:p>
-            <w:pPr>
-              <w:pStyle w:val="a3"/>
-              <w:tabs>
-                <w:tab w:val="num" w:pos="560"/>
-              </w:tabs>
-              <w:ind w:left="560" w:hanging="560"/>
-              <w:jc w:val="both"/>
-              <w:rPr>
-                <w:sz w:val="24"/>
-                <w:szCs w:val="24"/>
-                <w:lang w:val="en-US"/>
-              </w:rPr>
-            </w:pPr>
-          </w:p>
-        </w:tc>
-        <w:tc>
-          <w:tcPr>
-            <w:tcW w:w="341" w:type="pct"/>
-          </w:tcPr>
-          <w:p>
-            <w:pPr>
-              <w:pStyle w:val="a3"/>
-              <w:tabs>
-                <w:tab w:val="num" w:pos="560"/>
-              </w:tabs>
-              <w:ind w:left="560" w:hanging="560"/>
-              <w:jc w:val="both"/>
-              <w:rPr>
-                <w:sz w:val="24"/>
-                <w:szCs w:val="24"/>
-                <w:lang w:val="en-US"/>
-              </w:rPr>
-            </w:pPr>
-          </w:p>
-        </w:tc>
-        <w:tc>
-          <w:tcPr>
-            <w:tcW w:w="454" w:type="pct"/>
-            <w:vMerge/>
-          </w:tcPr>
-          <w:p>
-            <w:pPr>
-              <w:pStyle w:val="a3"/>
-              <w:tabs>
-                <w:tab w:val="num" w:pos="560"/>
-              </w:tabs>
-              <w:ind w:left="560" w:hanging="560"/>
-              <w:jc w:val="both"/>
-              <w:rPr>
-                <w:sz w:val="24"/>
-                <w:szCs w:val="24"/>
-                <w:lang w:val="en-US"/>
-              </w:rPr>
-            </w:pPr>
-          </w:p>
-        </w:tc>
-        <w:tc>
-          <w:tcPr>
-            <w:tcW w:w="504" w:type="pct"/>
-            <w:vMerge/>
-          </w:tcPr>
-          <w:p>
-            <w:pPr>
-              <w:pStyle w:val="a3"/>
-              <w:tabs>
-                <w:tab w:val="num" w:pos="560"/>
-              </w:tabs>
-              <w:ind w:left="560" w:hanging="560"/>
-              <w:jc w:val="both"/>
-              <w:rPr>
-                <w:sz w:val="24"/>
-                <w:szCs w:val="24"/>
-                <w:lang w:val="en-US"/>
-              </w:rPr>
-            </w:pPr>
-          </w:p>
-        </w:tc>
-        <w:tc>
-          <w:tcPr>
-            <w:tcW w:w="955" w:type="pct"/>
-            <w:vMerge/>
-          </w:tcPr>
-          <w:p>
-            <w:pPr>
-              <w:pStyle w:val="a3"/>
-              <w:tabs>
-                <w:tab w:val="num" w:pos="560"/>
-              </w:tabs>
-              <w:ind w:left="560" w:hanging="560"/>
-              <w:jc w:val="both"/>
-              <w:rPr>
-                <w:sz w:val="24"/>
-                <w:szCs w:val="24"/>
-                <w:lang w:val="en-US"/>
+              <w:jc w:val="right"/>
+              <w:rPr>
+                <w:sz w:val="24"/>
+                <w:szCs w:val="24"/>
+              </w:rPr>
+            </w:pPr>
+            <w:r>
+              <w:rPr>
+                <w:sz w:val="24"/>
+                <w:szCs w:val="24"/>
+              </w:rPr>
+              <w:t>-----</w:t>
+            </w:r>
+          </w:p>
+        </w:tc>
+        <w:tc>
+          <w:tcPr>
+            <w:tcW w:w="0" w:type="auto"/>
+          </w:tcPr>
+          <w:p>
+            <w:pPr>
+              <w:pStyle w:val="a3"/>
+              <w:jc w:val="right"/>
+              <w:rPr>
+                <w:sz w:val="24"/>
+                <w:szCs w:val="24"/>
+              </w:rPr>
+            </w:pPr>
+            <w:r>
+              <w:rPr>
+                <w:sz w:val="24"/>
+                <w:szCs w:val="24"/>
+              </w:rPr>
+              <w:t>-----</w:t>
+            </w:r>
+          </w:p>
+        </w:tc>
+        <w:tc>
+          <w:tcPr>
+            <w:tcW w:w="952" w:type="dxa"/>
+          </w:tcPr>
+          <w:p>
+            <w:pPr>
+              <w:pStyle w:val="a3"/>
+              <w:jc w:val="right"/>
+              <w:rPr>
+                <w:sz w:val="24"/>
+                <w:szCs w:val="24"/>
+              </w:rPr>
+            </w:pPr>
+          </w:p>
+        </w:tc>
+        <w:tc>
+          <w:tcPr>
+            <w:tcW w:w="0" w:type="auto"/>
+          </w:tcPr>
+          <w:p>
+            <w:pPr>
+              <w:pStyle w:val="a3"/>
+              <w:jc w:val="right"/>
+              <w:rPr>
+                <w:sz w:val="24"/>
+                <w:szCs w:val="24"/>
               </w:rPr>
             </w:pPr>
           </w:p>
@@ -2609,16 +1949,11 @@
     </w:tbl>
     <w:p>
       <w:pPr>
-        <w:pStyle w:val="a3"/>
-        <w:tabs>
-          <w:tab w:val="num" w:pos="560"/>
-          <w:tab w:val="left" w:pos="993"/>
-        </w:tabs>
-        <w:ind w:left="560" w:hanging="560"/>
-        <w:jc w:val="both"/>
-        <w:rPr>
-          <w:sz w:val="24"/>
-          <w:szCs w:val="24"/>
+        <w:rPr>
+          <w:b w:val="0"/>
+          <w:bCs/>
+          <w:i w:val="0"/>
+          <w:iCs/>
         </w:rPr>
       </w:pPr>
     </w:p>
@@ -2745,9 +2080,9 @@
         </w:rPr>
         <w:object w:dxaOrig="1820" w:dyaOrig="680" w14:anchorId="72EC8B65">
           <v:shape id="_x0000_i1033" type="#_x0000_t75" style="width:96pt;height:36pt" o:ole="" fillcolor="window">
-            <v:imagedata r:id="rId20" o:title=""/>
+            <v:imagedata r:id="rId7" o:title=""/>
           </v:shape>
-          <o:OLEObject Type="Embed" ProgID="Equation.3" ShapeID="_x0000_i1033" DrawAspect="Content" ObjectID="_1814279377" r:id="rId21"/>
+          <o:OLEObject Type="Embed" ProgID="Equation.3" ShapeID="_x0000_i1033" DrawAspect="Content" ObjectID="_1825525806" r:id="rId8"/>
         </w:object>
       </w:r>
       <w:r>
@@ -2844,7 +2179,6 @@
           <w:sz w:val="32"/>
           <w:szCs w:val="32"/>
         </w:rPr>
-        <w:lastRenderedPageBreak/>
         <w:t>Р</w:t>
       </w:r>
       <w:r>
@@ -2900,13 +2234,24 @@
           <w:iCs/>
         </w:rPr>
       </w:pPr>
-      <w:r>
+    </w:p>
+    <w:p>
+      <w:pPr>
         <w:rPr>
           <w:b w:val="0"/>
           <w:bCs/>
           <w:i w:val="0"/>
           <w:iCs/>
         </w:rPr>
+      </w:pPr>
+      <w:r>
+        <w:rPr>
+          <w:b w:val="0"/>
+          <w:bCs/>
+          <w:i w:val="0"/>
+          <w:iCs/>
+        </w:rPr>
+        <w:lastRenderedPageBreak/>
         <w:t>Теоретичне значення :   е = 1,6 10</w:t>
       </w:r>
       <w:r>
@@ -2926,19 +2271,8 @@
           <w:i w:val="0"/>
           <w:iCs/>
         </w:rPr>
-        <w:t xml:space="preserve"> </w:t>
-      </w:r>
-      <w:proofErr w:type="spellStart"/>
-      <w:r>
-        <w:rPr>
-          <w:b w:val="0"/>
-          <w:bCs/>
-          <w:i w:val="0"/>
-          <w:iCs/>
-        </w:rPr>
-        <w:t>Кл</w:t>
-      </w:r>
-      <w:proofErr w:type="spellEnd"/>
+        <w:t xml:space="preserve"> Кл</w:t>
+      </w:r>
     </w:p>
     <w:p>
       <w:pPr>
@@ -3000,6 +2334,7 @@
           <w:b w:val="0"/>
           <w:bCs/>
           <w:color w:val="2F5496" w:themeColor="accent1" w:themeShade="BF"/>
+          <w:lang w:val="ru-RU"/>
         </w:rPr>
       </w:pPr>
       <w:r>
@@ -3041,6 +2376,15 @@
           <w:color w:val="2F5496" w:themeColor="accent1" w:themeShade="BF"/>
         </w:rPr>
         <w:t>(розрахувати, вписати та потім порівняти з експериментальним)</w:t>
+      </w:r>
+      <w:r>
+        <w:rPr>
+          <w:b w:val="0"/>
+          <w:bCs/>
+          <w:color w:val="2F5496" w:themeColor="accent1" w:themeShade="BF"/>
+          <w:lang w:val="ru-RU"/>
+        </w:rPr>
+        <w:t>, розрахувати відносну похибку.</w:t>
       </w:r>
     </w:p>
     <w:p>
@@ -3357,21 +2701,7 @@
         <w:rPr>
           <w:szCs w:val="28"/>
         </w:rPr>
-        <w:t xml:space="preserve">Поясніть, яким чином створюють магнітне поле для фокусування електронів в даній лабораторній роботі? Що </w:t>
-      </w:r>
-      <w:proofErr w:type="spellStart"/>
-      <w:r>
-        <w:rPr>
-          <w:szCs w:val="28"/>
-        </w:rPr>
-        <w:t>зиінюється</w:t>
-      </w:r>
-      <w:proofErr w:type="spellEnd"/>
-      <w:r>
-        <w:rPr>
-          <w:szCs w:val="28"/>
-        </w:rPr>
-        <w:t xml:space="preserve"> при зміні полярності струму в соленоїді?</w:t>
+        <w:t>Поясніть, яким чином створюють магнітне поле для фокусування електронів в даній лабораторній роботі? Що зиінюється при зміні полярності струму в соленоїді?</w:t>
       </w:r>
     </w:p>
     <w:p>
